--- a/TehničkaDokumentacijaProjektR.docx
+++ b/TehničkaDokumentacijaProjektR.docx
@@ -216,7 +216,23 @@
           <w:sz w:val="28"/>
           <w:lang w:val="hr-HR"/>
         </w:rPr>
-        <w:t>Verzija 1.0</w:t>
+        <w:t xml:space="preserve">Verzija </w:t>
+      </w:r>
+      <w:r>
+        <w:rPr>
+          <w:rFonts w:ascii="Times New Roman" w:hAnsi="Times New Roman"/>
+          <w:sz w:val="28"/>
+          <w:lang w:val="hr-HR"/>
+        </w:rPr>
+        <w:t>1</w:t>
+      </w:r>
+      <w:r>
+        <w:rPr>
+          <w:rFonts w:ascii="Times New Roman" w:hAnsi="Times New Roman"/>
+          <w:sz w:val="28"/>
+          <w:lang w:val="hr-HR"/>
+        </w:rPr>
+        <w:t>.0</w:t>
       </w:r>
     </w:p>
     <w:p>
@@ -827,1019 +843,62 @@
     </w:p>
     <w:p>
       <w:pPr>
-        <w:pStyle w:val="Title"/>
-        <w:rPr>
-          <w:rFonts w:ascii="Times New Roman" w:hAnsi="Times New Roman"/>
-          <w:lang w:val="hr-HR"/>
-        </w:rPr>
-      </w:pPr>
-      <w:r>
-        <w:rPr>
-          <w:rFonts w:ascii="Times New Roman" w:hAnsi="Times New Roman"/>
-          <w:lang w:val="hr-HR"/>
-        </w:rPr>
-        <w:fldChar w:fldCharType="end"/>
-      </w:r>
-      <w:r>
-        <w:rPr>
-          <w:rFonts w:ascii="Times New Roman" w:hAnsi="Times New Roman"/>
-          <w:lang w:val="hr-HR"/>
-        </w:rPr>
-        <w:t xml:space="preserve">  </w:t>
-      </w:r>
-      <w:r>
-        <w:rPr>
-          <w:rFonts w:ascii="Times New Roman" w:hAnsi="Times New Roman"/>
-          <w:lang w:val="hr-HR"/>
-        </w:rPr>
-        <w:br w:type="page"/>
-      </w:r>
-      <w:r>
-        <w:rPr>
-          <w:rFonts w:ascii="Times New Roman" w:hAnsi="Times New Roman"/>
-          <w:lang w:val="hr-HR"/>
-        </w:rPr>
-        <w:lastRenderedPageBreak/>
-        <w:t>Tehnička dokumentacija</w:t>
-      </w:r>
-    </w:p>
-    <w:p>
-      <w:pPr>
-        <w:pStyle w:val="InfoBlue"/>
-      </w:pPr>
-    </w:p>
-    <w:p>
-      <w:pPr>
-        <w:rPr>
-          <w:b/>
-          <w:bCs/>
-          <w:i/>
-          <w:iCs/>
-          <w:color w:val="0000FF"/>
-          <w:sz w:val="22"/>
-          <w:szCs w:val="18"/>
-          <w:highlight w:val="yellow"/>
-        </w:rPr>
-      </w:pPr>
-      <w:r>
-        <w:rPr>
-          <w:b/>
-          <w:bCs/>
-          <w:i/>
-          <w:iCs/>
-          <w:color w:val="0000FF"/>
-          <w:sz w:val="22"/>
-          <w:szCs w:val="18"/>
-          <w:highlight w:val="yellow"/>
-        </w:rPr>
-        <w:t xml:space="preserve">Na koji </w:t>
-      </w:r>
-      <w:proofErr w:type="spellStart"/>
-      <w:r>
-        <w:rPr>
-          <w:b/>
-          <w:bCs/>
-          <w:i/>
-          <w:iCs/>
-          <w:color w:val="0000FF"/>
-          <w:sz w:val="22"/>
-          <w:szCs w:val="18"/>
-          <w:highlight w:val="yellow"/>
-        </w:rPr>
-        <w:t>način</w:t>
-      </w:r>
-      <w:proofErr w:type="spellEnd"/>
-      <w:r>
-        <w:rPr>
-          <w:b/>
-          <w:bCs/>
-          <w:i/>
-          <w:iCs/>
-          <w:color w:val="0000FF"/>
-          <w:sz w:val="22"/>
-          <w:szCs w:val="18"/>
-          <w:highlight w:val="yellow"/>
-        </w:rPr>
-        <w:t xml:space="preserve"> </w:t>
-      </w:r>
-      <w:proofErr w:type="spellStart"/>
-      <w:r>
-        <w:rPr>
-          <w:b/>
-          <w:bCs/>
-          <w:i/>
-          <w:iCs/>
-          <w:color w:val="0000FF"/>
-          <w:sz w:val="22"/>
-          <w:szCs w:val="18"/>
-          <w:highlight w:val="yellow"/>
-        </w:rPr>
-        <w:t>koristiti</w:t>
-      </w:r>
-      <w:proofErr w:type="spellEnd"/>
-      <w:r>
-        <w:rPr>
-          <w:b/>
-          <w:bCs/>
-          <w:i/>
-          <w:iCs/>
-          <w:color w:val="0000FF"/>
-          <w:sz w:val="22"/>
-          <w:szCs w:val="18"/>
-          <w:highlight w:val="yellow"/>
-        </w:rPr>
-        <w:t xml:space="preserve"> </w:t>
-      </w:r>
-      <w:proofErr w:type="spellStart"/>
-      <w:r>
-        <w:rPr>
-          <w:b/>
-          <w:bCs/>
-          <w:i/>
-          <w:iCs/>
-          <w:color w:val="0000FF"/>
-          <w:sz w:val="22"/>
-          <w:szCs w:val="18"/>
-          <w:highlight w:val="yellow"/>
-        </w:rPr>
-        <w:t>predložak</w:t>
-      </w:r>
-      <w:proofErr w:type="spellEnd"/>
-      <w:r>
-        <w:rPr>
-          <w:b/>
-          <w:bCs/>
-          <w:i/>
-          <w:iCs/>
-          <w:color w:val="0000FF"/>
-          <w:sz w:val="22"/>
-          <w:szCs w:val="18"/>
-          <w:highlight w:val="yellow"/>
-        </w:rPr>
-        <w:t>?</w:t>
-      </w:r>
-    </w:p>
-    <w:p>
-      <w:pPr>
-        <w:pStyle w:val="InfoBlue"/>
-        <w:rPr>
-          <w:sz w:val="22"/>
-          <w:szCs w:val="18"/>
-          <w:highlight w:val="yellow"/>
-        </w:rPr>
-      </w:pPr>
-    </w:p>
-    <w:p>
-      <w:pPr>
-        <w:pStyle w:val="InfoBlue"/>
-        <w:rPr>
-          <w:sz w:val="22"/>
-          <w:szCs w:val="18"/>
-          <w:highlight w:val="yellow"/>
-        </w:rPr>
-      </w:pPr>
-      <w:r>
-        <w:rPr>
-          <w:sz w:val="22"/>
-          <w:szCs w:val="18"/>
-          <w:highlight w:val="yellow"/>
-        </w:rPr>
-        <w:t xml:space="preserve">Dokument se po potrebi može prilagoditi potrebama pojedinog projekta promjenom predloženih naslova predloženih poglavlja, kao i eventualnim dodavanjem novih poglavlja i potpoglavlja. </w:t>
-      </w:r>
-    </w:p>
-    <w:p>
-      <w:pPr>
-        <w:pStyle w:val="InfoBlue"/>
-        <w:rPr>
-          <w:sz w:val="22"/>
-          <w:szCs w:val="18"/>
-          <w:highlight w:val="yellow"/>
-        </w:rPr>
-      </w:pPr>
-    </w:p>
-    <w:p>
-      <w:pPr>
-        <w:pStyle w:val="InfoBlue"/>
-        <w:rPr>
-          <w:sz w:val="22"/>
-          <w:szCs w:val="18"/>
-        </w:rPr>
-      </w:pPr>
-      <w:r>
-        <w:rPr>
-          <w:sz w:val="22"/>
-          <w:szCs w:val="18"/>
-          <w:highlight w:val="yellow"/>
-        </w:rPr>
-        <w:t>Cilj dokumenta je opisati rezultat rada studentskog tima, problem koji je riješen u okviru projekta, korišten</w:t>
-      </w:r>
-      <w:r>
-        <w:rPr>
-          <w:sz w:val="22"/>
-          <w:szCs w:val="18"/>
-          <w:highlight w:val="yellow"/>
-        </w:rPr>
-        <w:t>u</w:t>
-      </w:r>
-      <w:r>
-        <w:rPr>
-          <w:sz w:val="22"/>
-          <w:szCs w:val="18"/>
-          <w:highlight w:val="yellow"/>
-        </w:rPr>
-        <w:t xml:space="preserve"> tehnologij</w:t>
-      </w:r>
-      <w:r>
-        <w:rPr>
-          <w:sz w:val="22"/>
-          <w:szCs w:val="18"/>
-          <w:highlight w:val="yellow"/>
-        </w:rPr>
-        <w:t>u</w:t>
-      </w:r>
-      <w:r>
-        <w:rPr>
-          <w:sz w:val="22"/>
-          <w:szCs w:val="18"/>
-          <w:highlight w:val="yellow"/>
-        </w:rPr>
-        <w:t>, mogućnosti i zna</w:t>
-      </w:r>
-      <w:r>
-        <w:rPr>
-          <w:sz w:val="22"/>
-          <w:szCs w:val="18"/>
-          <w:highlight w:val="yellow"/>
-        </w:rPr>
-        <w:t>čajke dobivenog proizvoda i sl.</w:t>
-      </w:r>
-      <w:r>
-        <w:rPr>
-          <w:sz w:val="22"/>
-          <w:szCs w:val="18"/>
-        </w:rPr>
-        <w:t xml:space="preserve"> </w:t>
-      </w:r>
-      <w:r>
-        <w:rPr>
-          <w:sz w:val="22"/>
-          <w:szCs w:val="18"/>
-          <w:highlight w:val="yellow"/>
-        </w:rPr>
-        <w:t>Razinu detalja opisanu u ovom dokumentu studentski tim treba dogovoriti s nastavnikom.</w:t>
-      </w:r>
-    </w:p>
-    <w:p>
-      <w:pPr>
-        <w:pStyle w:val="InfoBlue"/>
-        <w:rPr>
-          <w:sz w:val="22"/>
-          <w:szCs w:val="18"/>
-        </w:rPr>
-      </w:pPr>
-    </w:p>
-    <w:p>
-      <w:pPr>
-        <w:pStyle w:val="InfoBlue"/>
-        <w:rPr>
-          <w:sz w:val="22"/>
-          <w:szCs w:val="18"/>
-        </w:rPr>
-      </w:pPr>
-    </w:p>
-    <w:p>
-      <w:pPr>
-        <w:rPr>
-          <w:b/>
-          <w:bCs/>
-          <w:i/>
-          <w:iCs/>
-          <w:color w:val="0000FF"/>
-          <w:sz w:val="22"/>
-          <w:szCs w:val="18"/>
-        </w:rPr>
-      </w:pPr>
-      <w:proofErr w:type="spellStart"/>
-      <w:r>
-        <w:rPr>
-          <w:b/>
-          <w:bCs/>
-          <w:i/>
-          <w:iCs/>
-          <w:color w:val="0000FF"/>
-          <w:sz w:val="22"/>
-          <w:szCs w:val="18"/>
-        </w:rPr>
-        <w:t>Literatura</w:t>
-      </w:r>
-      <w:proofErr w:type="spellEnd"/>
-      <w:r>
-        <w:rPr>
-          <w:b/>
-          <w:bCs/>
-          <w:i/>
-          <w:iCs/>
-          <w:color w:val="0000FF"/>
-          <w:sz w:val="22"/>
-          <w:szCs w:val="18"/>
-        </w:rPr>
-        <w:t>:</w:t>
-      </w:r>
-    </w:p>
-    <w:p>
-      <w:pPr>
-        <w:pStyle w:val="InfoBlue"/>
-        <w:rPr>
-          <w:sz w:val="22"/>
-          <w:szCs w:val="18"/>
-        </w:rPr>
-      </w:pPr>
-      <w:r>
-        <w:rPr>
-          <w:sz w:val="22"/>
-          <w:szCs w:val="18"/>
-        </w:rPr>
-        <w:t>U tekstu rada treba biti navedena literatura svugdje gdje je tekst, slika ili grafički prikaz preuzet ili se temelji na nekom pisanom predlošku. Literatura se navodi iza zaključka. U tekstu se literatura navodi unutar zagrada s navođenjem prvog autora i godine izdanja, npr. (Martinis, 1998).</w:t>
-      </w:r>
-    </w:p>
-    <w:p>
-      <w:pPr>
-        <w:pStyle w:val="InfoBlue"/>
-        <w:rPr>
-          <w:sz w:val="22"/>
-          <w:szCs w:val="18"/>
-        </w:rPr>
-      </w:pPr>
-    </w:p>
-    <w:p>
-      <w:pPr>
-        <w:rPr>
-          <w:b/>
-          <w:bCs/>
-          <w:i/>
-          <w:iCs/>
-          <w:color w:val="0000FF"/>
-          <w:sz w:val="22"/>
-          <w:szCs w:val="18"/>
-        </w:rPr>
-      </w:pPr>
-      <w:proofErr w:type="spellStart"/>
-      <w:r>
-        <w:rPr>
-          <w:b/>
-          <w:bCs/>
-          <w:i/>
-          <w:iCs/>
-          <w:color w:val="0000FF"/>
-          <w:sz w:val="22"/>
-          <w:szCs w:val="18"/>
-        </w:rPr>
-        <w:t>Primjer</w:t>
-      </w:r>
-      <w:proofErr w:type="spellEnd"/>
-      <w:r>
-        <w:rPr>
-          <w:b/>
-          <w:bCs/>
-          <w:i/>
-          <w:iCs/>
-          <w:color w:val="0000FF"/>
-          <w:sz w:val="22"/>
-          <w:szCs w:val="18"/>
-        </w:rPr>
-        <w:t xml:space="preserve"> </w:t>
-      </w:r>
-      <w:proofErr w:type="spellStart"/>
-      <w:r>
-        <w:rPr>
-          <w:b/>
-          <w:bCs/>
-          <w:i/>
-          <w:iCs/>
-          <w:color w:val="0000FF"/>
-          <w:sz w:val="22"/>
-          <w:szCs w:val="18"/>
-        </w:rPr>
-        <w:t>citiranja</w:t>
-      </w:r>
-      <w:proofErr w:type="spellEnd"/>
-      <w:r>
-        <w:rPr>
-          <w:b/>
-          <w:bCs/>
-          <w:i/>
-          <w:iCs/>
-          <w:color w:val="0000FF"/>
-          <w:sz w:val="22"/>
-          <w:szCs w:val="18"/>
-        </w:rPr>
-        <w:t xml:space="preserve"> </w:t>
-      </w:r>
-      <w:proofErr w:type="spellStart"/>
-      <w:r>
-        <w:rPr>
-          <w:b/>
-          <w:bCs/>
-          <w:i/>
-          <w:iCs/>
-          <w:color w:val="0000FF"/>
-          <w:sz w:val="22"/>
-          <w:szCs w:val="18"/>
-        </w:rPr>
-        <w:t>knjige</w:t>
-      </w:r>
-      <w:proofErr w:type="spellEnd"/>
-      <w:r>
-        <w:rPr>
-          <w:b/>
-          <w:bCs/>
-          <w:i/>
-          <w:iCs/>
-          <w:color w:val="0000FF"/>
-          <w:sz w:val="22"/>
-          <w:szCs w:val="18"/>
-        </w:rPr>
-        <w:t>:</w:t>
-      </w:r>
-    </w:p>
-    <w:p>
-      <w:pPr>
-        <w:pStyle w:val="InfoBlue"/>
-        <w:rPr>
-          <w:sz w:val="22"/>
-          <w:szCs w:val="18"/>
-        </w:rPr>
-      </w:pPr>
-      <w:r>
-        <w:rPr>
-          <w:sz w:val="22"/>
-          <w:szCs w:val="18"/>
-        </w:rPr>
-        <w:t>Prezime, inicijal(i) imena autora. Naslov: podnaslov. Podatak o izdanju. Mjesto izdavanja: Nakladnik, godina izdavanja.</w:t>
-      </w:r>
-    </w:p>
-    <w:p>
-      <w:pPr>
-        <w:pStyle w:val="InfoBlue"/>
-        <w:rPr>
-          <w:sz w:val="22"/>
-          <w:szCs w:val="18"/>
-        </w:rPr>
-      </w:pPr>
-    </w:p>
-    <w:p>
-      <w:pPr>
-        <w:rPr>
-          <w:b/>
-          <w:bCs/>
-          <w:i/>
-          <w:iCs/>
-          <w:color w:val="0000FF"/>
-          <w:sz w:val="22"/>
-          <w:szCs w:val="18"/>
-        </w:rPr>
-      </w:pPr>
-      <w:proofErr w:type="spellStart"/>
-      <w:r>
-        <w:rPr>
-          <w:b/>
-          <w:bCs/>
-          <w:i/>
-          <w:iCs/>
-          <w:color w:val="0000FF"/>
-          <w:sz w:val="22"/>
-          <w:szCs w:val="18"/>
-        </w:rPr>
-        <w:t>Primjer</w:t>
-      </w:r>
-      <w:proofErr w:type="spellEnd"/>
-      <w:r>
-        <w:rPr>
-          <w:b/>
-          <w:bCs/>
-          <w:i/>
-          <w:iCs/>
-          <w:color w:val="0000FF"/>
-          <w:sz w:val="22"/>
-          <w:szCs w:val="18"/>
-        </w:rPr>
-        <w:t xml:space="preserve"> </w:t>
-      </w:r>
-      <w:proofErr w:type="spellStart"/>
-      <w:r>
-        <w:rPr>
-          <w:b/>
-          <w:bCs/>
-          <w:i/>
-          <w:iCs/>
-          <w:color w:val="0000FF"/>
-          <w:sz w:val="22"/>
-          <w:szCs w:val="18"/>
-        </w:rPr>
-        <w:t>citiranja</w:t>
-      </w:r>
-      <w:proofErr w:type="spellEnd"/>
-      <w:r>
-        <w:rPr>
-          <w:b/>
-          <w:bCs/>
-          <w:i/>
-          <w:iCs/>
-          <w:color w:val="0000FF"/>
-          <w:sz w:val="22"/>
-          <w:szCs w:val="18"/>
-        </w:rPr>
-        <w:t xml:space="preserve"> </w:t>
-      </w:r>
-      <w:proofErr w:type="spellStart"/>
-      <w:r>
-        <w:rPr>
-          <w:b/>
-          <w:bCs/>
-          <w:i/>
-          <w:iCs/>
-          <w:color w:val="0000FF"/>
-          <w:sz w:val="22"/>
-          <w:szCs w:val="18"/>
-        </w:rPr>
-        <w:t>članka</w:t>
-      </w:r>
-      <w:proofErr w:type="spellEnd"/>
-      <w:r>
-        <w:rPr>
-          <w:b/>
-          <w:bCs/>
-          <w:i/>
-          <w:iCs/>
-          <w:color w:val="0000FF"/>
-          <w:sz w:val="22"/>
-          <w:szCs w:val="18"/>
-        </w:rPr>
-        <w:t xml:space="preserve"> u </w:t>
-      </w:r>
-      <w:proofErr w:type="spellStart"/>
-      <w:r>
-        <w:rPr>
-          <w:b/>
-          <w:bCs/>
-          <w:i/>
-          <w:iCs/>
-          <w:color w:val="0000FF"/>
-          <w:sz w:val="22"/>
-          <w:szCs w:val="18"/>
-        </w:rPr>
-        <w:t>časopisu</w:t>
-      </w:r>
-      <w:proofErr w:type="spellEnd"/>
-      <w:r>
-        <w:rPr>
-          <w:b/>
-          <w:bCs/>
-          <w:i/>
-          <w:iCs/>
-          <w:color w:val="0000FF"/>
-          <w:sz w:val="22"/>
-          <w:szCs w:val="18"/>
-        </w:rPr>
-        <w:t>:</w:t>
-      </w:r>
-    </w:p>
-    <w:p>
-      <w:pPr>
-        <w:pStyle w:val="InfoBlue"/>
-        <w:rPr>
-          <w:sz w:val="22"/>
-          <w:szCs w:val="18"/>
-        </w:rPr>
-      </w:pPr>
-      <w:r>
-        <w:rPr>
-          <w:sz w:val="22"/>
-          <w:szCs w:val="18"/>
-        </w:rPr>
-        <w:t>Prezime, inicijal(i) imena autora. Naslov članka: podnaslov. Naziv časopisa. Oznaka sveska/godišta, broj(godina), str. početna-završna.</w:t>
-      </w:r>
-    </w:p>
-    <w:p>
-      <w:pPr>
-        <w:pStyle w:val="InfoBlue"/>
-        <w:rPr>
-          <w:sz w:val="22"/>
-          <w:szCs w:val="18"/>
-        </w:rPr>
-      </w:pPr>
-    </w:p>
-    <w:p>
-      <w:pPr>
-        <w:rPr>
-          <w:b/>
-          <w:bCs/>
-          <w:i/>
-          <w:iCs/>
-          <w:color w:val="0000FF"/>
-          <w:sz w:val="22"/>
-          <w:szCs w:val="18"/>
-        </w:rPr>
-      </w:pPr>
-      <w:proofErr w:type="spellStart"/>
-      <w:r>
-        <w:rPr>
-          <w:b/>
-          <w:bCs/>
-          <w:i/>
-          <w:iCs/>
-          <w:color w:val="0000FF"/>
-          <w:sz w:val="22"/>
-          <w:szCs w:val="18"/>
-        </w:rPr>
-        <w:t>Primjer</w:t>
-      </w:r>
-      <w:proofErr w:type="spellEnd"/>
-      <w:r>
-        <w:rPr>
-          <w:b/>
-          <w:bCs/>
-          <w:i/>
-          <w:iCs/>
-          <w:color w:val="0000FF"/>
-          <w:sz w:val="22"/>
-          <w:szCs w:val="18"/>
-        </w:rPr>
-        <w:t xml:space="preserve"> </w:t>
-      </w:r>
-      <w:proofErr w:type="spellStart"/>
-      <w:r>
-        <w:rPr>
-          <w:b/>
-          <w:bCs/>
-          <w:i/>
-          <w:iCs/>
-          <w:color w:val="0000FF"/>
-          <w:sz w:val="22"/>
-          <w:szCs w:val="18"/>
-        </w:rPr>
-        <w:t>citiranja</w:t>
-      </w:r>
-      <w:proofErr w:type="spellEnd"/>
-      <w:r>
-        <w:rPr>
-          <w:b/>
-          <w:bCs/>
-          <w:i/>
-          <w:iCs/>
-          <w:color w:val="0000FF"/>
-          <w:sz w:val="22"/>
-          <w:szCs w:val="18"/>
-        </w:rPr>
-        <w:t xml:space="preserve"> rada </w:t>
-      </w:r>
-      <w:proofErr w:type="spellStart"/>
-      <w:r>
-        <w:rPr>
-          <w:b/>
-          <w:bCs/>
-          <w:i/>
-          <w:iCs/>
-          <w:color w:val="0000FF"/>
-          <w:sz w:val="22"/>
-          <w:szCs w:val="18"/>
-        </w:rPr>
-        <w:t>sa</w:t>
-      </w:r>
-      <w:proofErr w:type="spellEnd"/>
-      <w:r>
-        <w:rPr>
-          <w:b/>
-          <w:bCs/>
-          <w:i/>
-          <w:iCs/>
-          <w:color w:val="0000FF"/>
-          <w:sz w:val="22"/>
-          <w:szCs w:val="18"/>
-        </w:rPr>
-        <w:t xml:space="preserve"> </w:t>
-      </w:r>
-      <w:proofErr w:type="spellStart"/>
-      <w:r>
-        <w:rPr>
-          <w:b/>
-          <w:bCs/>
-          <w:i/>
-          <w:iCs/>
-          <w:color w:val="0000FF"/>
-          <w:sz w:val="22"/>
-          <w:szCs w:val="18"/>
-        </w:rPr>
-        <w:t>konferencije</w:t>
-      </w:r>
-      <w:proofErr w:type="spellEnd"/>
-      <w:r>
-        <w:rPr>
-          <w:b/>
-          <w:bCs/>
-          <w:i/>
-          <w:iCs/>
-          <w:color w:val="0000FF"/>
-          <w:sz w:val="22"/>
-          <w:szCs w:val="18"/>
-        </w:rPr>
-        <w:t>:</w:t>
-      </w:r>
-    </w:p>
-    <w:p>
-      <w:pPr>
-        <w:pStyle w:val="InfoBlue"/>
-        <w:rPr>
-          <w:sz w:val="22"/>
-          <w:szCs w:val="18"/>
-        </w:rPr>
-      </w:pPr>
-      <w:r>
-        <w:rPr>
-          <w:sz w:val="22"/>
-          <w:szCs w:val="18"/>
-        </w:rPr>
-        <w:t>Prezime, inicijal(i) imena autora. Naslov rada: podnaslov. Naslov zbornika, mjesto održavanja konferencije, (godina), str. početna-završna.</w:t>
-      </w:r>
-    </w:p>
-    <w:p>
-      <w:pPr>
-        <w:pStyle w:val="InfoBlue"/>
-        <w:rPr>
-          <w:sz w:val="22"/>
-          <w:szCs w:val="18"/>
-        </w:rPr>
-      </w:pPr>
-    </w:p>
-    <w:p>
-      <w:pPr>
-        <w:rPr>
-          <w:b/>
-          <w:bCs/>
-          <w:i/>
-          <w:iCs/>
-          <w:color w:val="0000FF"/>
-          <w:sz w:val="22"/>
-          <w:szCs w:val="18"/>
-        </w:rPr>
-      </w:pPr>
-      <w:r>
-        <w:rPr>
-          <w:b/>
-          <w:bCs/>
-          <w:i/>
-          <w:iCs/>
-          <w:color w:val="0000FF"/>
-          <w:sz w:val="22"/>
-          <w:szCs w:val="18"/>
-        </w:rPr>
-        <w:t>Primjer citiranja doktorskog, magistarskog ili diplomskog rada:</w:t>
-      </w:r>
-    </w:p>
-    <w:p>
-      <w:pPr>
-        <w:pStyle w:val="InfoBlue"/>
-        <w:rPr>
-          <w:sz w:val="22"/>
-          <w:szCs w:val="18"/>
-        </w:rPr>
-      </w:pPr>
-      <w:r>
-        <w:rPr>
-          <w:sz w:val="22"/>
-          <w:szCs w:val="18"/>
-        </w:rPr>
-        <w:t>Prezime, inicijal(i) imena autora. Naslov. Vrsta rada. Ustanova na kojoj je rad obranjen, godina.</w:t>
-      </w:r>
-    </w:p>
-    <w:p>
-      <w:pPr>
-        <w:pStyle w:val="InfoBlue"/>
-        <w:rPr>
-          <w:sz w:val="22"/>
-          <w:szCs w:val="18"/>
-        </w:rPr>
-      </w:pPr>
-    </w:p>
-    <w:p>
-      <w:pPr>
-        <w:rPr>
-          <w:b/>
-          <w:bCs/>
-          <w:i/>
-          <w:iCs/>
-          <w:color w:val="0000FF"/>
-          <w:sz w:val="22"/>
-          <w:szCs w:val="18"/>
-        </w:rPr>
-      </w:pPr>
-      <w:proofErr w:type="spellStart"/>
-      <w:r>
-        <w:rPr>
-          <w:b/>
-          <w:bCs/>
-          <w:i/>
-          <w:iCs/>
-          <w:color w:val="0000FF"/>
-          <w:sz w:val="22"/>
-          <w:szCs w:val="18"/>
-        </w:rPr>
-        <w:t>Primjer</w:t>
-      </w:r>
-      <w:proofErr w:type="spellEnd"/>
-      <w:r>
-        <w:rPr>
-          <w:b/>
-          <w:bCs/>
-          <w:i/>
-          <w:iCs/>
-          <w:color w:val="0000FF"/>
-          <w:sz w:val="22"/>
-          <w:szCs w:val="18"/>
-        </w:rPr>
-        <w:t xml:space="preserve"> </w:t>
-      </w:r>
-      <w:proofErr w:type="spellStart"/>
-      <w:r>
-        <w:rPr>
-          <w:b/>
-          <w:bCs/>
-          <w:i/>
-          <w:iCs/>
-          <w:color w:val="0000FF"/>
-          <w:sz w:val="22"/>
-          <w:szCs w:val="18"/>
-        </w:rPr>
-        <w:t>citiranja</w:t>
-      </w:r>
-      <w:proofErr w:type="spellEnd"/>
-      <w:r>
-        <w:rPr>
-          <w:b/>
-          <w:bCs/>
-          <w:i/>
-          <w:iCs/>
-          <w:color w:val="0000FF"/>
-          <w:sz w:val="22"/>
-          <w:szCs w:val="18"/>
-        </w:rPr>
-        <w:t xml:space="preserve"> www </w:t>
-      </w:r>
-      <w:proofErr w:type="spellStart"/>
-      <w:r>
-        <w:rPr>
-          <w:b/>
-          <w:bCs/>
-          <w:i/>
-          <w:iCs/>
-          <w:color w:val="0000FF"/>
-          <w:sz w:val="22"/>
-          <w:szCs w:val="18"/>
-        </w:rPr>
-        <w:t>izvora</w:t>
-      </w:r>
-      <w:proofErr w:type="spellEnd"/>
-      <w:r>
-        <w:rPr>
-          <w:b/>
-          <w:bCs/>
-          <w:i/>
-          <w:iCs/>
-          <w:color w:val="0000FF"/>
-          <w:sz w:val="22"/>
-          <w:szCs w:val="18"/>
-        </w:rPr>
-        <w:t>:</w:t>
-      </w:r>
-    </w:p>
-    <w:p>
-      <w:pPr>
-        <w:pStyle w:val="InfoBlue"/>
-        <w:rPr>
-          <w:sz w:val="22"/>
-          <w:szCs w:val="18"/>
-        </w:rPr>
-      </w:pPr>
-      <w:r>
-        <w:rPr>
-          <w:sz w:val="22"/>
-          <w:szCs w:val="18"/>
-        </w:rPr>
-        <w:t>Ime(na) autora (ako je/su poznata), naslov dokumenta, datum nastanka (ako se razlikuje od datuma pristupa izvoru), naslov potpunog djela (italic), potpuna http adresa, datum pristupa dokumentu.</w:t>
-      </w:r>
-    </w:p>
-    <w:p>
-      <w:pPr>
-        <w:pStyle w:val="InfoBlue"/>
-        <w:rPr>
-          <w:sz w:val="22"/>
-          <w:szCs w:val="18"/>
-        </w:rPr>
-      </w:pPr>
-    </w:p>
-    <w:p>
-      <w:pPr>
-        <w:rPr>
-          <w:b/>
-          <w:bCs/>
-          <w:i/>
-          <w:iCs/>
-          <w:color w:val="0000FF"/>
-          <w:sz w:val="22"/>
-          <w:szCs w:val="18"/>
-        </w:rPr>
-      </w:pPr>
-      <w:proofErr w:type="spellStart"/>
-      <w:r>
-        <w:rPr>
-          <w:b/>
-          <w:bCs/>
-          <w:i/>
-          <w:iCs/>
-          <w:color w:val="0000FF"/>
-          <w:sz w:val="22"/>
-          <w:szCs w:val="18"/>
-        </w:rPr>
-        <w:t>Ostale</w:t>
-      </w:r>
-      <w:proofErr w:type="spellEnd"/>
-      <w:r>
-        <w:rPr>
-          <w:b/>
-          <w:bCs/>
-          <w:i/>
-          <w:iCs/>
-          <w:color w:val="0000FF"/>
-          <w:sz w:val="22"/>
-          <w:szCs w:val="18"/>
-        </w:rPr>
-        <w:t xml:space="preserve"> </w:t>
-      </w:r>
-      <w:proofErr w:type="spellStart"/>
-      <w:r>
-        <w:rPr>
-          <w:b/>
-          <w:bCs/>
-          <w:i/>
-          <w:iCs/>
-          <w:color w:val="0000FF"/>
-          <w:sz w:val="22"/>
-          <w:szCs w:val="18"/>
-        </w:rPr>
-        <w:t>upute</w:t>
-      </w:r>
-      <w:proofErr w:type="spellEnd"/>
-    </w:p>
-    <w:p>
-      <w:pPr>
-        <w:pStyle w:val="InfoBlue"/>
-        <w:rPr>
-          <w:sz w:val="22"/>
-          <w:szCs w:val="18"/>
-        </w:rPr>
-      </w:pPr>
-      <w:r>
-        <w:rPr>
-          <w:sz w:val="22"/>
-          <w:szCs w:val="18"/>
-        </w:rPr>
-        <w:t>U svim dokumentima obvezno primjenjivati SI jedinice. Slike, formule i tablice potrebno je numerirati. Opis tablice stavlja se iznad, a opis slike ispod nje. U opisu slike ili tablice pišu se samo podaci neophodni za njeno razumijevanje (npr. Slika 6. Pojačalo s promjenljivim pojačanjem). Dodatna objašnjenja daju se u tekstu uz povezivanje sa slikom ili tablicom. Osi i parametri na slikama i grafičkim prikazima trebaju biti obilježeni. Daljnji opis tog grafičkog prikaza treba se nalaziti u tekstu rada. Formule se obilježavaju brojevima u zagradi, uz desni rub stranice, a u tekstu se poziva na broj formule.</w:t>
-      </w:r>
-    </w:p>
-    <w:p>
-      <w:pPr>
         <w:pStyle w:val="Heading1"/>
-        <w:rPr>
-          <w:rFonts w:ascii="Times New Roman" w:hAnsi="Times New Roman"/>
-          <w:lang w:val="hr-HR"/>
-        </w:rPr>
-      </w:pPr>
-      <w:r>
+        <w:numPr>
+          <w:ilvl w:val="0"/>
+          <w:numId w:val="0"/>
+        </w:numPr>
         <w:rPr>
           <w:rFonts w:ascii="Times New Roman" w:hAnsi="Times New Roman"/>
           <w:sz w:val="28"/>
           <w:szCs w:val="18"/>
           <w:lang w:val="hr-HR"/>
         </w:rPr>
+      </w:pPr>
+      <w:r>
+        <w:rPr>
+          <w:lang w:val="hr-HR"/>
+        </w:rPr>
+        <w:fldChar w:fldCharType="end"/>
+      </w:r>
+      <w:r>
+        <w:rPr>
+          <w:lang w:val="hr-HR"/>
+        </w:rPr>
+        <w:t xml:space="preserve">  </w:t>
+      </w:r>
+      <w:r>
+        <w:rPr>
+          <w:sz w:val="28"/>
+          <w:szCs w:val="18"/>
+          <w:lang w:val="hr-HR"/>
+        </w:rPr>
         <w:br w:type="page"/>
       </w:r>
       <w:bookmarkStart w:id="0" w:name="_Toc179183546"/>
       <w:r>
         <w:rPr>
           <w:rFonts w:ascii="Times New Roman" w:hAnsi="Times New Roman"/>
+          <w:sz w:val="28"/>
+          <w:szCs w:val="18"/>
           <w:lang w:val="hr-HR"/>
         </w:rPr>
         <w:lastRenderedPageBreak/>
+        <w:t xml:space="preserve">1. </w:t>
+      </w:r>
+      <w:r>
+        <w:rPr>
+          <w:rFonts w:ascii="Times New Roman" w:hAnsi="Times New Roman"/>
+          <w:lang w:val="hr-HR"/>
+        </w:rPr>
         <w:t xml:space="preserve">Opis </w:t>
       </w:r>
-      <w:proofErr w:type="spellStart"/>
       <w:r>
         <w:rPr>
           <w:rFonts w:ascii="Times New Roman" w:hAnsi="Times New Roman"/>
         </w:rPr>
         <w:t>razvijenog</w:t>
       </w:r>
-      <w:proofErr w:type="spellEnd"/>
       <w:r>
         <w:rPr>
           <w:rFonts w:ascii="Times New Roman" w:hAnsi="Times New Roman"/>
@@ -1890,7 +949,19 @@
         <w:rPr>
           <w:lang w:val="hr-HR"/>
         </w:rPr>
-        <w:t>U suvremenom društvu velik broj korisnika nema jasan pregled nad osobnim financijama, što često dovodi do neplaniranih troškova i nemogućnosti ostvarivanja financijskih ciljeva. Cilj ovog projektnog rada je razvoj web aplikacija koja korisnicima omogućuje jednostavno i personalizirano praćenje troškova te postavljanje i praćenje ciljeva štednje.</w:t>
+        <w:t>U suvremenom društvu velik broj korisnika nema jasan pregled nad osobnim financijama, što često dovodi do neplaniranih troškova i nemogućnosti ostvarivanja financijskih ciljeva. Cilj ovog projektnog rada je razvoj web aplikacij</w:t>
+      </w:r>
+      <w:r>
+        <w:rPr>
+          <w:lang w:val="hr-HR"/>
+        </w:rPr>
+        <w:t>e</w:t>
+      </w:r>
+      <w:r>
+        <w:rPr>
+          <w:lang w:val="hr-HR"/>
+        </w:rPr>
+        <w:t xml:space="preserve"> koja korisnicima omogućuje jednostavno i personalizirano praćenje troškova te postavljanje i praćenje ciljeva štednje.</w:t>
       </w:r>
       <w:r>
         <w:rPr>
@@ -1929,6 +1000,13 @@
         </w:rPr>
         <w:t>e</w:t>
       </w:r>
+    </w:p>
+    <w:p>
+      <w:pPr>
+        <w:rPr>
+          <w:lang w:val="hr-HR"/>
+        </w:rPr>
+      </w:pPr>
     </w:p>
     <w:p>
       <w:pPr>
@@ -2489,6 +1567,7 @@
           </w:tcPr>
           <w:p>
             <w:pPr>
+              <w:keepNext/>
               <w:spacing w:line="276" w:lineRule="auto"/>
               <w:jc w:val="center"/>
               <w:cnfStyle w:val="000000000000" w:firstRow="0" w:lastRow="0" w:firstColumn="0" w:lastColumn="0" w:oddVBand="0" w:evenVBand="0" w:oddHBand="0" w:evenHBand="0" w:firstRowFirstColumn="0" w:firstRowLastColumn="0" w:lastRowFirstColumn="0" w:lastRowLastColumn="0"/>
@@ -2506,6 +1585,562 @@
         </w:tc>
       </w:tr>
     </w:tbl>
+    <w:p>
+      <w:pPr>
+        <w:pStyle w:val="Caption"/>
+      </w:pPr>
+      <w:r>
+        <w:t xml:space="preserve">Table </w:t>
+      </w:r>
+      <w:r>
+        <w:fldChar w:fldCharType="begin"/>
+      </w:r>
+      <w:r>
+        <w:instrText xml:space="preserve"> SEQ Table \* ARABIC </w:instrText>
+      </w:r>
+      <w:r>
+        <w:fldChar w:fldCharType="separate"/>
+      </w:r>
+      <w:r>
+        <w:rPr>
+          <w:noProof/>
+        </w:rPr>
+        <w:t>1</w:t>
+      </w:r>
+      <w:r>
+        <w:fldChar w:fldCharType="end"/>
+      </w:r>
+      <w:r>
+        <w:t>: Funkcijski zahtjevi</w:t>
+      </w:r>
+    </w:p>
+    <w:p>
+      <w:pPr>
+        <w:rPr>
+          <w:lang w:val="hr-HR"/>
+        </w:rPr>
+      </w:pPr>
+    </w:p>
+    <w:p>
+      <w:pPr>
+        <w:rPr>
+          <w:lang w:val="hr-HR"/>
+        </w:rPr>
+      </w:pPr>
+    </w:p>
+    <w:p>
+      <w:pPr>
+        <w:rPr>
+          <w:lang w:val="hr-HR"/>
+        </w:rPr>
+      </w:pPr>
+    </w:p>
+    <w:p>
+      <w:pPr>
+        <w:rPr>
+          <w:lang w:val="hr-HR"/>
+        </w:rPr>
+      </w:pPr>
+    </w:p>
+    <w:p>
+      <w:pPr>
+        <w:rPr>
+          <w:lang w:val="hr-HR"/>
+        </w:rPr>
+      </w:pPr>
+    </w:p>
+    <w:p>
+      <w:pPr>
+        <w:rPr>
+          <w:lang w:val="hr-HR"/>
+        </w:rPr>
+      </w:pPr>
+    </w:p>
+    <w:p>
+      <w:pPr>
+        <w:rPr>
+          <w:lang w:val="hr-HR"/>
+        </w:rPr>
+      </w:pPr>
+    </w:p>
+    <w:p>
+      <w:pPr>
+        <w:rPr>
+          <w:lang w:val="hr-HR"/>
+        </w:rPr>
+      </w:pPr>
+    </w:p>
+    <w:p>
+      <w:pPr>
+        <w:rPr>
+          <w:lang w:val="hr-HR"/>
+        </w:rPr>
+      </w:pPr>
+    </w:p>
+    <w:p>
+      <w:pPr>
+        <w:rPr>
+          <w:lang w:val="hr-HR"/>
+        </w:rPr>
+      </w:pPr>
+    </w:p>
+    <w:p>
+      <w:pPr>
+        <w:rPr>
+          <w:lang w:val="hr-HR"/>
+        </w:rPr>
+      </w:pPr>
+    </w:p>
+    <w:p>
+      <w:pPr>
+        <w:rPr>
+          <w:lang w:val="hr-HR"/>
+        </w:rPr>
+      </w:pPr>
+    </w:p>
+    <w:p>
+      <w:pPr>
+        <w:rPr>
+          <w:lang w:val="hr-HR"/>
+        </w:rPr>
+      </w:pPr>
+    </w:p>
+    <w:p>
+      <w:pPr>
+        <w:rPr>
+          <w:lang w:val="hr-HR"/>
+        </w:rPr>
+      </w:pPr>
+    </w:p>
+    <w:tbl>
+      <w:tblPr>
+        <w:tblStyle w:val="GridTable1Light"/>
+        <w:tblW w:w="0" w:type="auto"/>
+        <w:jc w:val="center"/>
+        <w:tblLook w:val="04A0" w:firstRow="1" w:lastRow="0" w:firstColumn="1" w:lastColumn="0" w:noHBand="0" w:noVBand="1"/>
+      </w:tblPr>
+      <w:tblGrid>
+        <w:gridCol w:w="1696"/>
+        <w:gridCol w:w="7654"/>
+      </w:tblGrid>
+      <w:tr>
+        <w:trPr>
+          <w:cnfStyle w:val="100000000000" w:firstRow="1" w:lastRow="0" w:firstColumn="0" w:lastColumn="0" w:oddVBand="0" w:evenVBand="0" w:oddHBand="0" w:evenHBand="0" w:firstRowFirstColumn="0" w:firstRowLastColumn="0" w:lastRowFirstColumn="0" w:lastRowLastColumn="0"/>
+          <w:trHeight w:val="346"/>
+          <w:jc w:val="center"/>
+        </w:trPr>
+        <w:tc>
+          <w:tcPr>
+            <w:cnfStyle w:val="001000000000" w:firstRow="0" w:lastRow="0" w:firstColumn="1" w:lastColumn="0" w:oddVBand="0" w:evenVBand="0" w:oddHBand="0" w:evenHBand="0" w:firstRowFirstColumn="0" w:firstRowLastColumn="0" w:lastRowFirstColumn="0" w:lastRowLastColumn="0"/>
+            <w:tcW w:w="1696" w:type="dxa"/>
+          </w:tcPr>
+          <w:p>
+            <w:pPr>
+              <w:spacing w:line="276" w:lineRule="auto"/>
+              <w:rPr>
+                <w:lang w:val="hr-HR"/>
+              </w:rPr>
+            </w:pPr>
+            <w:r>
+              <w:rPr>
+                <w:lang w:val="hr-HR"/>
+              </w:rPr>
+              <w:lastRenderedPageBreak/>
+              <w:t>ID zahtjeva</w:t>
+            </w:r>
+          </w:p>
+        </w:tc>
+        <w:tc>
+          <w:tcPr>
+            <w:tcW w:w="7654" w:type="dxa"/>
+          </w:tcPr>
+          <w:p>
+            <w:pPr>
+              <w:spacing w:line="276" w:lineRule="auto"/>
+              <w:cnfStyle w:val="100000000000" w:firstRow="1" w:lastRow="0" w:firstColumn="0" w:lastColumn="0" w:oddVBand="0" w:evenVBand="0" w:oddHBand="0" w:evenHBand="0" w:firstRowFirstColumn="0" w:firstRowLastColumn="0" w:lastRowFirstColumn="0" w:lastRowLastColumn="0"/>
+              <w:rPr>
+                <w:lang w:val="hr-HR"/>
+              </w:rPr>
+            </w:pPr>
+            <w:r>
+              <w:rPr>
+                <w:lang w:val="hr-HR"/>
+              </w:rPr>
+              <w:t>Opis funkcionalnosti</w:t>
+            </w:r>
+          </w:p>
+        </w:tc>
+      </w:tr>
+      <w:tr>
+        <w:trPr>
+          <w:jc w:val="center"/>
+        </w:trPr>
+        <w:tc>
+          <w:tcPr>
+            <w:cnfStyle w:val="001000000000" w:firstRow="0" w:lastRow="0" w:firstColumn="1" w:lastColumn="0" w:oddVBand="0" w:evenVBand="0" w:oddHBand="0" w:evenHBand="0" w:firstRowFirstColumn="0" w:firstRowLastColumn="0" w:lastRowFirstColumn="0" w:lastRowLastColumn="0"/>
+            <w:tcW w:w="1696" w:type="dxa"/>
+          </w:tcPr>
+          <w:p>
+            <w:pPr>
+              <w:spacing w:line="276" w:lineRule="auto"/>
+              <w:jc w:val="center"/>
+              <w:rPr>
+                <w:b w:val="0"/>
+                <w:bCs w:val="0"/>
+                <w:lang w:val="hr-HR"/>
+              </w:rPr>
+            </w:pPr>
+            <w:r>
+              <w:rPr>
+                <w:b w:val="0"/>
+                <w:bCs w:val="0"/>
+                <w:lang w:val="hr-HR"/>
+              </w:rPr>
+              <w:t>N</w:t>
+            </w:r>
+            <w:r>
+              <w:rPr>
+                <w:b w:val="0"/>
+                <w:bCs w:val="0"/>
+                <w:lang w:val="hr-HR"/>
+              </w:rPr>
+              <w:t>FZ01</w:t>
+            </w:r>
+          </w:p>
+        </w:tc>
+        <w:tc>
+          <w:tcPr>
+            <w:tcW w:w="7654" w:type="dxa"/>
+          </w:tcPr>
+          <w:p>
+            <w:pPr>
+              <w:spacing w:line="276" w:lineRule="auto"/>
+              <w:jc w:val="center"/>
+              <w:cnfStyle w:val="000000000000" w:firstRow="0" w:lastRow="0" w:firstColumn="0" w:lastColumn="0" w:oddVBand="0" w:evenVBand="0" w:oddHBand="0" w:evenHBand="0" w:firstRowFirstColumn="0" w:firstRowLastColumn="0" w:lastRowFirstColumn="0" w:lastRowLastColumn="0"/>
+              <w:rPr>
+                <w:lang w:val="hr-HR"/>
+              </w:rPr>
+            </w:pPr>
+            <w:r>
+              <w:t>Sustav mora osigurati zaštitu korisničkih podataka korištenjem autentifikacije i autorizacije, te enkripcijom osjetljivih podataka.</w:t>
+            </w:r>
+          </w:p>
+        </w:tc>
+      </w:tr>
+      <w:tr>
+        <w:trPr>
+          <w:jc w:val="center"/>
+        </w:trPr>
+        <w:tc>
+          <w:tcPr>
+            <w:cnfStyle w:val="001000000000" w:firstRow="0" w:lastRow="0" w:firstColumn="1" w:lastColumn="0" w:oddVBand="0" w:evenVBand="0" w:oddHBand="0" w:evenHBand="0" w:firstRowFirstColumn="0" w:firstRowLastColumn="0" w:lastRowFirstColumn="0" w:lastRowLastColumn="0"/>
+            <w:tcW w:w="1696" w:type="dxa"/>
+          </w:tcPr>
+          <w:p>
+            <w:pPr>
+              <w:spacing w:line="276" w:lineRule="auto"/>
+              <w:jc w:val="center"/>
+              <w:rPr>
+                <w:b w:val="0"/>
+                <w:bCs w:val="0"/>
+                <w:lang w:val="hr-HR"/>
+              </w:rPr>
+            </w:pPr>
+            <w:r>
+              <w:rPr>
+                <w:b w:val="0"/>
+                <w:bCs w:val="0"/>
+                <w:lang w:val="hr-HR"/>
+              </w:rPr>
+              <w:t>N</w:t>
+            </w:r>
+            <w:r>
+              <w:rPr>
+                <w:b w:val="0"/>
+                <w:bCs w:val="0"/>
+                <w:lang w:val="hr-HR"/>
+              </w:rPr>
+              <w:t>FZ02</w:t>
+            </w:r>
+          </w:p>
+        </w:tc>
+        <w:tc>
+          <w:tcPr>
+            <w:tcW w:w="7654" w:type="dxa"/>
+          </w:tcPr>
+          <w:p>
+            <w:pPr>
+              <w:spacing w:line="276" w:lineRule="auto"/>
+              <w:jc w:val="center"/>
+              <w:cnfStyle w:val="000000000000" w:firstRow="0" w:lastRow="0" w:firstColumn="0" w:lastColumn="0" w:oddVBand="0" w:evenVBand="0" w:oddHBand="0" w:evenHBand="0" w:firstRowFirstColumn="0" w:firstRowLastColumn="0" w:lastRowFirstColumn="0" w:lastRowLastColumn="0"/>
+              <w:rPr>
+                <w:lang w:val="hr-HR"/>
+              </w:rPr>
+            </w:pPr>
+            <w:r>
+              <w:t>Sustav mora odgovoriti na korisničke zahtjeve (pregled transakcija, statistike) unutar prihvatljivog vremena, bez vidljivih kašnjenja pri uobičajenom opterećenju.</w:t>
+            </w:r>
+          </w:p>
+        </w:tc>
+      </w:tr>
+      <w:tr>
+        <w:trPr>
+          <w:jc w:val="center"/>
+        </w:trPr>
+        <w:tc>
+          <w:tcPr>
+            <w:cnfStyle w:val="001000000000" w:firstRow="0" w:lastRow="0" w:firstColumn="1" w:lastColumn="0" w:oddVBand="0" w:evenVBand="0" w:oddHBand="0" w:evenHBand="0" w:firstRowFirstColumn="0" w:firstRowLastColumn="0" w:lastRowFirstColumn="0" w:lastRowLastColumn="0"/>
+            <w:tcW w:w="1696" w:type="dxa"/>
+          </w:tcPr>
+          <w:p>
+            <w:pPr>
+              <w:spacing w:line="276" w:lineRule="auto"/>
+              <w:jc w:val="center"/>
+              <w:rPr>
+                <w:b w:val="0"/>
+                <w:bCs w:val="0"/>
+                <w:lang w:val="hr-HR"/>
+              </w:rPr>
+            </w:pPr>
+            <w:r>
+              <w:rPr>
+                <w:b w:val="0"/>
+                <w:bCs w:val="0"/>
+                <w:lang w:val="hr-HR"/>
+              </w:rPr>
+              <w:t>N</w:t>
+            </w:r>
+            <w:r>
+              <w:rPr>
+                <w:b w:val="0"/>
+                <w:bCs w:val="0"/>
+                <w:lang w:val="hr-HR"/>
+              </w:rPr>
+              <w:t>FZ03</w:t>
+            </w:r>
+          </w:p>
+        </w:tc>
+        <w:tc>
+          <w:tcPr>
+            <w:tcW w:w="7654" w:type="dxa"/>
+          </w:tcPr>
+          <w:p>
+            <w:pPr>
+              <w:spacing w:line="276" w:lineRule="auto"/>
+              <w:jc w:val="center"/>
+              <w:cnfStyle w:val="000000000000" w:firstRow="0" w:lastRow="0" w:firstColumn="0" w:lastColumn="0" w:oddVBand="0" w:evenVBand="0" w:oddHBand="0" w:evenHBand="0" w:firstRowFirstColumn="0" w:firstRowLastColumn="0" w:lastRowFirstColumn="0" w:lastRowLastColumn="0"/>
+              <w:rPr>
+                <w:lang w:val="hr-HR"/>
+              </w:rPr>
+            </w:pPr>
+            <w:r>
+              <w:t>Sustav mora osigurati stabilan rad i spriječiti gubitak podataka u slučaju grešaka ili prekida rada.</w:t>
+            </w:r>
+          </w:p>
+        </w:tc>
+      </w:tr>
+      <w:tr>
+        <w:trPr>
+          <w:jc w:val="center"/>
+        </w:trPr>
+        <w:tc>
+          <w:tcPr>
+            <w:cnfStyle w:val="001000000000" w:firstRow="0" w:lastRow="0" w:firstColumn="1" w:lastColumn="0" w:oddVBand="0" w:evenVBand="0" w:oddHBand="0" w:evenHBand="0" w:firstRowFirstColumn="0" w:firstRowLastColumn="0" w:lastRowFirstColumn="0" w:lastRowLastColumn="0"/>
+            <w:tcW w:w="1696" w:type="dxa"/>
+          </w:tcPr>
+          <w:p>
+            <w:pPr>
+              <w:spacing w:line="276" w:lineRule="auto"/>
+              <w:jc w:val="center"/>
+              <w:rPr>
+                <w:b w:val="0"/>
+                <w:bCs w:val="0"/>
+                <w:lang w:val="hr-HR"/>
+              </w:rPr>
+            </w:pPr>
+            <w:r>
+              <w:rPr>
+                <w:b w:val="0"/>
+                <w:bCs w:val="0"/>
+                <w:lang w:val="hr-HR"/>
+              </w:rPr>
+              <w:t>N</w:t>
+            </w:r>
+            <w:r>
+              <w:rPr>
+                <w:b w:val="0"/>
+                <w:bCs w:val="0"/>
+                <w:lang w:val="hr-HR"/>
+              </w:rPr>
+              <w:t>FZ04</w:t>
+            </w:r>
+          </w:p>
+        </w:tc>
+        <w:tc>
+          <w:tcPr>
+            <w:tcW w:w="7654" w:type="dxa"/>
+          </w:tcPr>
+          <w:p>
+            <w:pPr>
+              <w:spacing w:line="276" w:lineRule="auto"/>
+              <w:jc w:val="center"/>
+              <w:cnfStyle w:val="000000000000" w:firstRow="0" w:lastRow="0" w:firstColumn="0" w:lastColumn="0" w:oddVBand="0" w:evenVBand="0" w:oddHBand="0" w:evenHBand="0" w:firstRowFirstColumn="0" w:firstRowLastColumn="0" w:lastRowFirstColumn="0" w:lastRowLastColumn="0"/>
+              <w:rPr>
+                <w:lang w:val="hr-HR"/>
+              </w:rPr>
+            </w:pPr>
+            <w:r>
+              <w:t>Sustav mora biti dizajniran tako da podržava povećanje broja korisnika i količine podataka bez značajnog pada performansi.</w:t>
+            </w:r>
+          </w:p>
+        </w:tc>
+      </w:tr>
+      <w:tr>
+        <w:trPr>
+          <w:jc w:val="center"/>
+        </w:trPr>
+        <w:tc>
+          <w:tcPr>
+            <w:cnfStyle w:val="001000000000" w:firstRow="0" w:lastRow="0" w:firstColumn="1" w:lastColumn="0" w:oddVBand="0" w:evenVBand="0" w:oddHBand="0" w:evenHBand="0" w:firstRowFirstColumn="0" w:firstRowLastColumn="0" w:lastRowFirstColumn="0" w:lastRowLastColumn="0"/>
+            <w:tcW w:w="1696" w:type="dxa"/>
+          </w:tcPr>
+          <w:p>
+            <w:pPr>
+              <w:spacing w:line="276" w:lineRule="auto"/>
+              <w:jc w:val="center"/>
+              <w:rPr>
+                <w:b w:val="0"/>
+                <w:bCs w:val="0"/>
+                <w:lang w:val="hr-HR"/>
+              </w:rPr>
+            </w:pPr>
+            <w:r>
+              <w:rPr>
+                <w:b w:val="0"/>
+                <w:bCs w:val="0"/>
+                <w:lang w:val="hr-HR"/>
+              </w:rPr>
+              <w:t>N</w:t>
+            </w:r>
+            <w:r>
+              <w:rPr>
+                <w:b w:val="0"/>
+                <w:bCs w:val="0"/>
+                <w:lang w:val="hr-HR"/>
+              </w:rPr>
+              <w:t>FZ05</w:t>
+            </w:r>
+          </w:p>
+        </w:tc>
+        <w:tc>
+          <w:tcPr>
+            <w:tcW w:w="7654" w:type="dxa"/>
+          </w:tcPr>
+          <w:p>
+            <w:pPr>
+              <w:spacing w:line="276" w:lineRule="auto"/>
+              <w:jc w:val="center"/>
+              <w:cnfStyle w:val="000000000000" w:firstRow="0" w:lastRow="0" w:firstColumn="0" w:lastColumn="0" w:oddVBand="0" w:evenVBand="0" w:oddHBand="0" w:evenHBand="0" w:firstRowFirstColumn="0" w:firstRowLastColumn="0" w:lastRowFirstColumn="0" w:lastRowLastColumn="0"/>
+              <w:rPr>
+                <w:lang w:val="hr-HR"/>
+              </w:rPr>
+            </w:pPr>
+            <w:r>
+              <w:t>Korisničko sučelje mora biti intuitivno i jednostavno za korištenje, prilagođeno i za mobilne i za desktop uređaje.</w:t>
+            </w:r>
+          </w:p>
+        </w:tc>
+      </w:tr>
+      <w:tr>
+        <w:trPr>
+          <w:jc w:val="center"/>
+        </w:trPr>
+        <w:tc>
+          <w:tcPr>
+            <w:cnfStyle w:val="001000000000" w:firstRow="0" w:lastRow="0" w:firstColumn="1" w:lastColumn="0" w:oddVBand="0" w:evenVBand="0" w:oddHBand="0" w:evenHBand="0" w:firstRowFirstColumn="0" w:firstRowLastColumn="0" w:lastRowFirstColumn="0" w:lastRowLastColumn="0"/>
+            <w:tcW w:w="1696" w:type="dxa"/>
+          </w:tcPr>
+          <w:p>
+            <w:pPr>
+              <w:spacing w:line="276" w:lineRule="auto"/>
+              <w:jc w:val="center"/>
+              <w:rPr>
+                <w:b w:val="0"/>
+                <w:bCs w:val="0"/>
+                <w:lang w:val="hr-HR"/>
+              </w:rPr>
+            </w:pPr>
+            <w:r>
+              <w:rPr>
+                <w:b w:val="0"/>
+                <w:bCs w:val="0"/>
+                <w:lang w:val="hr-HR"/>
+              </w:rPr>
+              <w:t>N</w:t>
+            </w:r>
+            <w:r>
+              <w:rPr>
+                <w:b w:val="0"/>
+                <w:bCs w:val="0"/>
+                <w:lang w:val="hr-HR"/>
+              </w:rPr>
+              <w:t>FZ06</w:t>
+            </w:r>
+          </w:p>
+        </w:tc>
+        <w:tc>
+          <w:tcPr>
+            <w:tcW w:w="7654" w:type="dxa"/>
+          </w:tcPr>
+          <w:p>
+            <w:pPr>
+              <w:keepNext/>
+              <w:spacing w:line="276" w:lineRule="auto"/>
+              <w:jc w:val="center"/>
+              <w:cnfStyle w:val="000000000000" w:firstRow="0" w:lastRow="0" w:firstColumn="0" w:lastColumn="0" w:oddVBand="0" w:evenVBand="0" w:oddHBand="0" w:evenHBand="0" w:firstRowFirstColumn="0" w:firstRowLastColumn="0" w:lastRowFirstColumn="0" w:lastRowLastColumn="0"/>
+              <w:rPr>
+                <w:lang w:val="hr-HR"/>
+              </w:rPr>
+            </w:pPr>
+            <w:r>
+              <w:rPr>
+                <w:lang w:val="hr-HR"/>
+              </w:rPr>
+              <w:t>Sustav mora biti modularno razvijen kako bi se olakšalo buduće nadogradnje, ispravke grešaka i održavanje.</w:t>
+            </w:r>
+          </w:p>
+        </w:tc>
+      </w:tr>
+    </w:tbl>
+    <w:p>
+      <w:pPr>
+        <w:pStyle w:val="Caption"/>
+      </w:pPr>
+      <w:r>
+        <w:t xml:space="preserve">Table </w:t>
+      </w:r>
+      <w:r>
+        <w:fldChar w:fldCharType="begin"/>
+      </w:r>
+      <w:r>
+        <w:instrText xml:space="preserve"> SEQ Table \* ARABIC </w:instrText>
+      </w:r>
+      <w:r>
+        <w:fldChar w:fldCharType="separate"/>
+      </w:r>
+      <w:r>
+        <w:rPr>
+          <w:noProof/>
+        </w:rPr>
+        <w:t>2</w:t>
+      </w:r>
+      <w:r>
+        <w:fldChar w:fldCharType="end"/>
+      </w:r>
+      <w:r>
+        <w:t>: Nefunkcijski zahtjevi</w:t>
+      </w:r>
+    </w:p>
     <w:p>
       <w:pPr>
         <w:rPr>
@@ -2543,8 +2178,8 @@
         <w:tblLook w:val="04A0" w:firstRow="1" w:lastRow="0" w:firstColumn="1" w:lastColumn="0" w:noHBand="0" w:noVBand="1"/>
       </w:tblPr>
       <w:tblGrid>
-        <w:gridCol w:w="2689"/>
-        <w:gridCol w:w="6661"/>
+        <w:gridCol w:w="1630"/>
+        <w:gridCol w:w="7720"/>
       </w:tblGrid>
       <w:tr>
         <w:trPr>
@@ -2553,7 +2188,7 @@
         <w:tc>
           <w:tcPr>
             <w:cnfStyle w:val="001000000000" w:firstRow="0" w:lastRow="0" w:firstColumn="1" w:lastColumn="0" w:oddVBand="0" w:evenVBand="0" w:oddHBand="0" w:evenHBand="0" w:firstRowFirstColumn="0" w:firstRowLastColumn="0" w:lastRowFirstColumn="0" w:lastRowLastColumn="0"/>
-            <w:tcW w:w="2689" w:type="dxa"/>
+            <w:tcW w:w="1539" w:type="dxa"/>
           </w:tcPr>
           <w:p>
             <w:pPr>
@@ -2572,7 +2207,7 @@
         </w:tc>
         <w:tc>
           <w:tcPr>
-            <w:tcW w:w="6661" w:type="dxa"/>
+            <w:tcW w:w="7811" w:type="dxa"/>
           </w:tcPr>
           <w:p>
             <w:pPr>
@@ -2595,7 +2230,7 @@
         <w:tc>
           <w:tcPr>
             <w:cnfStyle w:val="001000000000" w:firstRow="0" w:lastRow="0" w:firstColumn="1" w:lastColumn="0" w:oddVBand="0" w:evenVBand="0" w:oddHBand="0" w:evenHBand="0" w:firstRowFirstColumn="0" w:firstRowLastColumn="0" w:lastRowFirstColumn="0" w:lastRowLastColumn="0"/>
-            <w:tcW w:w="2689" w:type="dxa"/>
+            <w:tcW w:w="1539" w:type="dxa"/>
           </w:tcPr>
           <w:p>
             <w:pPr>
@@ -2618,7 +2253,7 @@
         </w:tc>
         <w:tc>
           <w:tcPr>
-            <w:tcW w:w="6661" w:type="dxa"/>
+            <w:tcW w:w="7811" w:type="dxa"/>
           </w:tcPr>
           <w:p>
             <w:pPr>
@@ -2628,109 +2263,11 @@
                 <w:lang w:val="hr-HR"/>
               </w:rPr>
             </w:pPr>
-            <w:proofErr w:type="spellStart"/>
             <w:r>
-              <w:t>Krajnji</w:t>
+              <w:t xml:space="preserve">Krajnji korisnici aplikacije: registrirani korisnici koji upisuju financije, </w:t>
             </w:r>
-            <w:proofErr w:type="spellEnd"/>
             <w:r>
-              <w:t xml:space="preserve"> </w:t>
-            </w:r>
-            <w:proofErr w:type="spellStart"/>
-            <w:r>
-              <w:t>korisnici</w:t>
-            </w:r>
-            <w:proofErr w:type="spellEnd"/>
-            <w:r>
-              <w:t xml:space="preserve"> </w:t>
-            </w:r>
-            <w:proofErr w:type="spellStart"/>
-            <w:r>
-              <w:t>aplikacije</w:t>
-            </w:r>
-            <w:proofErr w:type="spellEnd"/>
-            <w:r>
-              <w:t xml:space="preserve">: </w:t>
-            </w:r>
-            <w:proofErr w:type="spellStart"/>
-            <w:r>
-              <w:t>registrirani</w:t>
-            </w:r>
-            <w:proofErr w:type="spellEnd"/>
-            <w:r>
-              <w:t xml:space="preserve"> </w:t>
-            </w:r>
-            <w:proofErr w:type="spellStart"/>
-            <w:r>
-              <w:t>korisnici</w:t>
-            </w:r>
-            <w:proofErr w:type="spellEnd"/>
-            <w:r>
-              <w:t xml:space="preserve"> koji </w:t>
-            </w:r>
-            <w:proofErr w:type="spellStart"/>
-            <w:r>
-              <w:t>upisuju</w:t>
-            </w:r>
-            <w:proofErr w:type="spellEnd"/>
-            <w:r>
-              <w:t xml:space="preserve"> </w:t>
-            </w:r>
-            <w:proofErr w:type="spellStart"/>
-            <w:r>
-              <w:t>financije</w:t>
-            </w:r>
-            <w:proofErr w:type="spellEnd"/>
-            <w:r>
-              <w:t xml:space="preserve">, </w:t>
-            </w:r>
-            <w:proofErr w:type="spellStart"/>
-            <w:r>
-              <w:t>postavljaju</w:t>
-            </w:r>
-            <w:proofErr w:type="spellEnd"/>
-            <w:r>
-              <w:t xml:space="preserve"> </w:t>
-            </w:r>
-            <w:proofErr w:type="spellStart"/>
-            <w:r>
-              <w:t>ciljeve</w:t>
-            </w:r>
-            <w:proofErr w:type="spellEnd"/>
-            <w:r>
-              <w:t xml:space="preserve"> </w:t>
-            </w:r>
-            <w:proofErr w:type="spellStart"/>
-            <w:r>
-              <w:t>štednje</w:t>
-            </w:r>
-            <w:proofErr w:type="spellEnd"/>
-            <w:r>
-              <w:t xml:space="preserve"> </w:t>
-            </w:r>
-            <w:proofErr w:type="spellStart"/>
-            <w:r>
-              <w:t>i</w:t>
-            </w:r>
-            <w:proofErr w:type="spellEnd"/>
-            <w:r>
-              <w:t xml:space="preserve"> prate </w:t>
-            </w:r>
-            <w:proofErr w:type="spellStart"/>
-            <w:r>
-              <w:t>napredak</w:t>
-            </w:r>
-            <w:proofErr w:type="spellEnd"/>
-            <w:r>
-              <w:t xml:space="preserve"> </w:t>
-            </w:r>
-            <w:proofErr w:type="spellStart"/>
-            <w:r>
-              <w:t>istog</w:t>
-            </w:r>
-            <w:proofErr w:type="spellEnd"/>
-            <w:r>
-              <w:t>.</w:t>
+              <w:t>postavljaju ciljeve štednje i prate napredak istog.</w:t>
             </w:r>
           </w:p>
         </w:tc>
@@ -2739,7 +2276,7 @@
         <w:tc>
           <w:tcPr>
             <w:cnfStyle w:val="001000000000" w:firstRow="0" w:lastRow="0" w:firstColumn="1" w:lastColumn="0" w:oddVBand="0" w:evenVBand="0" w:oddHBand="0" w:evenHBand="0" w:firstRowFirstColumn="0" w:firstRowLastColumn="0" w:lastRowFirstColumn="0" w:lastRowLastColumn="0"/>
-            <w:tcW w:w="2689" w:type="dxa"/>
+            <w:tcW w:w="1539" w:type="dxa"/>
           </w:tcPr>
           <w:p>
             <w:pPr>
@@ -2760,7 +2297,7 @@
         </w:tc>
         <w:tc>
           <w:tcPr>
-            <w:tcW w:w="6661" w:type="dxa"/>
+            <w:tcW w:w="7811" w:type="dxa"/>
           </w:tcPr>
           <w:p>
             <w:pPr>
@@ -2789,7 +2326,7 @@
         <w:tc>
           <w:tcPr>
             <w:cnfStyle w:val="001000000000" w:firstRow="0" w:lastRow="0" w:firstColumn="1" w:lastColumn="0" w:oddVBand="0" w:evenVBand="0" w:oddHBand="0" w:evenHBand="0" w:firstRowFirstColumn="0" w:firstRowLastColumn="0" w:lastRowFirstColumn="0" w:lastRowLastColumn="0"/>
-            <w:tcW w:w="2689" w:type="dxa"/>
+            <w:tcW w:w="1539" w:type="dxa"/>
           </w:tcPr>
           <w:p>
             <w:pPr>
@@ -2810,7 +2347,7 @@
         </w:tc>
         <w:tc>
           <w:tcPr>
-            <w:tcW w:w="6661" w:type="dxa"/>
+            <w:tcW w:w="7811" w:type="dxa"/>
           </w:tcPr>
           <w:p>
             <w:pPr>
@@ -2820,84 +2357,94 @@
                 <w:lang w:val="hr-HR"/>
               </w:rPr>
             </w:pPr>
-            <w:proofErr w:type="spellStart"/>
             <w:r>
-              <w:t>Programeri</w:t>
+              <w:t>Programeri i dizajneri koji razvijaju, testiraju i održavaju sustav</w:t>
             </w:r>
-            <w:proofErr w:type="spellEnd"/>
-            <w:r>
-              <w:t xml:space="preserve"> </w:t>
-            </w:r>
-            <w:proofErr w:type="spellStart"/>
-            <w:r>
-              <w:t>i</w:t>
-            </w:r>
-            <w:proofErr w:type="spellEnd"/>
-            <w:r>
-              <w:t xml:space="preserve"> </w:t>
-            </w:r>
-            <w:proofErr w:type="spellStart"/>
-            <w:r>
-              <w:t>dizajneri</w:t>
-            </w:r>
-            <w:proofErr w:type="spellEnd"/>
-            <w:r>
-              <w:t xml:space="preserve"> koji </w:t>
-            </w:r>
-            <w:proofErr w:type="spellStart"/>
-            <w:r>
-              <w:t>razvijaju</w:t>
-            </w:r>
-            <w:proofErr w:type="spellEnd"/>
-            <w:r>
-              <w:t xml:space="preserve">, </w:t>
-            </w:r>
-            <w:proofErr w:type="spellStart"/>
-            <w:r>
-              <w:t>testiraju</w:t>
-            </w:r>
-            <w:proofErr w:type="spellEnd"/>
-            <w:r>
-              <w:t xml:space="preserve"> </w:t>
-            </w:r>
-            <w:proofErr w:type="spellStart"/>
-            <w:r>
-              <w:t>i</w:t>
-            </w:r>
-            <w:proofErr w:type="spellEnd"/>
-            <w:r>
-              <w:t xml:space="preserve"> </w:t>
-            </w:r>
-            <w:proofErr w:type="spellStart"/>
-            <w:r>
-              <w:t>održavaju</w:t>
-            </w:r>
-            <w:proofErr w:type="spellEnd"/>
-            <w:r>
-              <w:t xml:space="preserve"> </w:t>
-            </w:r>
-            <w:proofErr w:type="spellStart"/>
-            <w:r>
-              <w:t>sustav</w:t>
-            </w:r>
-            <w:proofErr w:type="spellEnd"/>
           </w:p>
         </w:tc>
       </w:tr>
     </w:tbl>
     <w:p>
       <w:pPr>
-        <w:rPr>
-          <w:lang w:val="hr-HR"/>
-        </w:rPr>
-      </w:pPr>
-    </w:p>
-    <w:p>
-      <w:pPr>
-        <w:rPr>
-          <w:lang w:val="hr-HR"/>
-        </w:rPr>
-      </w:pPr>
+        <w:keepNext/>
+      </w:pPr>
+      <w:r>
+        <w:rPr>
+          <w:noProof/>
+          <w:lang w:val="hr-HR"/>
+        </w:rPr>
+        <w:lastRenderedPageBreak/>
+        <w:drawing>
+          <wp:inline distT="0" distB="0" distL="0" distR="0" wp14:anchorId="07BDAB82" wp14:editId="4405D39F">
+            <wp:extent cx="5629275" cy="5673178"/>
+            <wp:effectExtent l="0" t="0" r="0" b="3810"/>
+            <wp:docPr id="99018679" name="Picture 1" descr="A diagram of a person's relationship&#10;&#10;AI-generated content may be incorrect."/>
+            <wp:cNvGraphicFramePr>
+              <a:graphicFrameLocks xmlns:a="http://schemas.openxmlformats.org/drawingml/2006/main" noChangeAspect="1"/>
+            </wp:cNvGraphicFramePr>
+            <a:graphic xmlns:a="http://schemas.openxmlformats.org/drawingml/2006/main">
+              <a:graphicData uri="http://schemas.openxmlformats.org/drawingml/2006/picture">
+                <pic:pic xmlns:pic="http://schemas.openxmlformats.org/drawingml/2006/picture">
+                  <pic:nvPicPr>
+                    <pic:cNvPr id="99018679" name="Picture 1" descr="A diagram of a person's relationship&#10;&#10;AI-generated content may be incorrect."/>
+                    <pic:cNvPicPr/>
+                  </pic:nvPicPr>
+                  <pic:blipFill>
+                    <a:blip r:embed="rId8"/>
+                    <a:stretch>
+                      <a:fillRect/>
+                    </a:stretch>
+                  </pic:blipFill>
+                  <pic:spPr>
+                    <a:xfrm>
+                      <a:off x="0" y="0"/>
+                      <a:ext cx="5647378" cy="5691422"/>
+                    </a:xfrm>
+                    <a:prstGeom prst="rect">
+                      <a:avLst/>
+                    </a:prstGeom>
+                  </pic:spPr>
+                </pic:pic>
+              </a:graphicData>
+            </a:graphic>
+          </wp:inline>
+        </w:drawing>
+      </w:r>
+    </w:p>
+    <w:p>
+      <w:pPr>
+        <w:pStyle w:val="Caption"/>
+        <w:rPr>
+          <w:lang w:val="hr-HR"/>
+        </w:rPr>
+      </w:pPr>
+      <w:r>
+        <w:t xml:space="preserve">Slika </w:t>
+      </w:r>
+      <w:r>
+        <w:fldChar w:fldCharType="begin"/>
+      </w:r>
+      <w:r>
+        <w:instrText xml:space="preserve"> SEQ Slika \* ARABIC </w:instrText>
+      </w:r>
+      <w:r>
+        <w:fldChar w:fldCharType="separate"/>
+      </w:r>
+      <w:r>
+        <w:rPr>
+          <w:noProof/>
+        </w:rPr>
+        <w:t>1</w:t>
+      </w:r>
+      <w:r>
+        <w:fldChar w:fldCharType="end"/>
+      </w:r>
+      <w:r>
+        <w:rPr>
+          <w:noProof/>
+        </w:rPr>
+        <w:t>: Dijagram obrasca uporabe</w:t>
+      </w:r>
     </w:p>
     <w:p>
       <w:pPr>
@@ -2909,7 +2456,6 @@
       </w:pPr>
       <w:r>
         <w:rPr>
-          <w:rFonts w:ascii="Times New Roman" w:hAnsi="Times New Roman"/>
           <w:lang w:val="hr-HR"/>
         </w:rPr>
         <w:br w:type="page"/>
@@ -2977,6 +2523,95 @@
     <w:p/>
     <w:p>
       <w:pPr>
+        <w:keepNext/>
+      </w:pPr>
+      <w:r>
+        <w:rPr>
+          <w:noProof/>
+          <w:lang w:val="hr-HR"/>
+        </w:rPr>
+        <w:drawing>
+          <wp:inline distT="0" distB="0" distL="0" distR="0" wp14:anchorId="4E6A80B6" wp14:editId="7EA2F0DF">
+            <wp:extent cx="5943600" cy="2851150"/>
+            <wp:effectExtent l="0" t="0" r="0" b="6350"/>
+            <wp:docPr id="1249688206" name="Picture 1" descr="{ECE80731-F7C9-4266-8DF7-33AA748E88A9}"/>
+            <wp:cNvGraphicFramePr>
+              <a:graphicFrameLocks xmlns:a="http://schemas.openxmlformats.org/drawingml/2006/main" noChangeAspect="1"/>
+            </wp:cNvGraphicFramePr>
+            <a:graphic xmlns:a="http://schemas.openxmlformats.org/drawingml/2006/main">
+              <a:graphicData uri="http://schemas.openxmlformats.org/drawingml/2006/picture">
+                <pic:pic xmlns:pic="http://schemas.openxmlformats.org/drawingml/2006/picture">
+                  <pic:nvPicPr>
+                    <pic:cNvPr id="0" name="Picture 1" descr="{ECE80731-F7C9-4266-8DF7-33AA748E88A9}"/>
+                    <pic:cNvPicPr>
+                      <a:picLocks noChangeAspect="1" noChangeArrowheads="1"/>
+                    </pic:cNvPicPr>
+                  </pic:nvPicPr>
+                  <pic:blipFill>
+                    <a:blip r:embed="rId9">
+                      <a:extLst>
+                        <a:ext uri="{28A0092B-C50C-407E-A947-70E740481C1C}">
+                          <a14:useLocalDpi xmlns:a14="http://schemas.microsoft.com/office/drawing/2010/main" val="0"/>
+                        </a:ext>
+                      </a:extLst>
+                    </a:blip>
+                    <a:srcRect/>
+                    <a:stretch>
+                      <a:fillRect/>
+                    </a:stretch>
+                  </pic:blipFill>
+                  <pic:spPr bwMode="auto">
+                    <a:xfrm>
+                      <a:off x="0" y="0"/>
+                      <a:ext cx="5943600" cy="2851150"/>
+                    </a:xfrm>
+                    <a:prstGeom prst="rect">
+                      <a:avLst/>
+                    </a:prstGeom>
+                    <a:noFill/>
+                    <a:ln>
+                      <a:noFill/>
+                    </a:ln>
+                  </pic:spPr>
+                </pic:pic>
+              </a:graphicData>
+            </a:graphic>
+          </wp:inline>
+        </w:drawing>
+      </w:r>
+    </w:p>
+    <w:p>
+      <w:pPr>
+        <w:pStyle w:val="Caption"/>
+      </w:pPr>
+      <w:r>
+        <w:t xml:space="preserve">Slika </w:t>
+      </w:r>
+      <w:r>
+        <w:fldChar w:fldCharType="begin"/>
+      </w:r>
+      <w:r>
+        <w:instrText xml:space="preserve"> SEQ Slika \* ARABIC </w:instrText>
+      </w:r>
+      <w:r>
+        <w:fldChar w:fldCharType="separate"/>
+      </w:r>
+      <w:r>
+        <w:rPr>
+          <w:noProof/>
+        </w:rPr>
+        <w:t>2</w:t>
+      </w:r>
+      <w:r>
+        <w:fldChar w:fldCharType="end"/>
+      </w:r>
+      <w:r>
+        <w:t>: Dijagram visoke razine</w:t>
+      </w:r>
+    </w:p>
+    <w:p/>
+    <w:p>
+      <w:pPr>
         <w:pStyle w:val="Heading2"/>
         <w:rPr>
           <w:rFonts w:ascii="Times New Roman" w:hAnsi="Times New Roman"/>
@@ -3038,19 +2673,7 @@
         <w:rPr>
           <w:lang w:val="hr-HR"/>
         </w:rPr>
-        <w:t>Backend aplikacija razvijen</w:t>
-      </w:r>
-      <w:r>
-        <w:rPr>
-          <w:lang w:val="hr-HR"/>
-        </w:rPr>
-        <w:t>a</w:t>
-      </w:r>
-      <w:r>
-        <w:rPr>
-          <w:lang w:val="hr-HR"/>
-        </w:rPr>
-        <w:t xml:space="preserve"> je u programskom jeziku Java, verzija 21, koja predstavlja dugoročno podržanu (LTS) verziju i osigurava stabilnost sustava te redovite sigurnosne nadogradnje bez potrebe za čestim migracijama. Ova verzija donosi poboljšane performanse i učinkovitije upravljanje memorijom u odnosu na starije izdanja te je u potpunosti kompatibilna sa Spring Boot 3.x okvirom i modernim Jakarta EE standardom.</w:t>
+        <w:t>Backend aplikacija razvijena je u programskom jeziku Java, verzija 21, koja predstavlja dugoročno podržanu (LTS) verziju i osigurava stabilnost sustava te redovite sigurnosne nadogradnje bez potrebe za čestim migracijama. Ova verzija donosi poboljšane performanse i učinkovitije upravljanje memorijom u odnosu na starije izdanja te je u potpunosti kompatibilna sa Spring Boot 3.x okvirom i modernim Jakarta EE standardom.</w:t>
       </w:r>
     </w:p>
     <w:p>
@@ -3119,389 +2742,20 @@
           <w:lang w:val="hr-HR"/>
         </w:rPr>
       </w:pPr>
-      <w:r>
-        <w:rPr>
-          <w:lang w:val="hr-HR"/>
-        </w:rPr>
-        <w:t>Rad s bazom podataka realiziran je pomoću biblioteke Spring Data JPA u kombinaciji s Hibernateom 6.6.x, koja omogućuje jednostavno objektno-relacijsko mapiranje i značajno smanjuje potrebu za pisanjem složenog SQL koda. Ova tehnologija u potpunosti je integrirana sa Spring Boot okvirom i PostgreSQL bazom podataka, čime se osigurava stabilan i pouzdan rad aplikacije.</w:t>
-      </w:r>
     </w:p>
     <w:p>
       <w:pPr>
         <w:pStyle w:val="BodyText"/>
         <w:ind w:left="0"/>
-      </w:pPr>
-      <w:r>
-        <w:lastRenderedPageBreak/>
-        <w:t xml:space="preserve">Za </w:t>
-      </w:r>
-      <w:proofErr w:type="spellStart"/>
-      <w:r>
-        <w:t>pohranu</w:t>
-      </w:r>
-      <w:proofErr w:type="spellEnd"/>
-      <w:r>
-        <w:t xml:space="preserve"> </w:t>
-      </w:r>
-      <w:proofErr w:type="spellStart"/>
-      <w:r>
-        <w:t>podataka</w:t>
-      </w:r>
-      <w:proofErr w:type="spellEnd"/>
-      <w:r>
-        <w:t xml:space="preserve"> </w:t>
-      </w:r>
-      <w:proofErr w:type="spellStart"/>
-      <w:r>
-        <w:t>korištena</w:t>
-      </w:r>
-      <w:proofErr w:type="spellEnd"/>
-      <w:r>
-        <w:t xml:space="preserve"> je </w:t>
-      </w:r>
-      <w:proofErr w:type="spellStart"/>
-      <w:r>
-        <w:t>relacijska</w:t>
-      </w:r>
-      <w:proofErr w:type="spellEnd"/>
-      <w:r>
-        <w:t xml:space="preserve"> </w:t>
-      </w:r>
-      <w:proofErr w:type="spellStart"/>
-      <w:r>
-        <w:t>baza</w:t>
-      </w:r>
-      <w:proofErr w:type="spellEnd"/>
-      <w:r>
-        <w:t xml:space="preserve"> </w:t>
-      </w:r>
-      <w:proofErr w:type="spellStart"/>
-      <w:r>
-        <w:t>podataka</w:t>
-      </w:r>
-      <w:proofErr w:type="spellEnd"/>
-      <w:r>
-        <w:t xml:space="preserve"> PostgreSQL u </w:t>
-      </w:r>
-      <w:proofErr w:type="spellStart"/>
-      <w:r>
-        <w:t>verziji</w:t>
-      </w:r>
-      <w:proofErr w:type="spellEnd"/>
-      <w:r>
-        <w:t xml:space="preserve"> 17, </w:t>
-      </w:r>
-      <w:proofErr w:type="spellStart"/>
-      <w:r>
-        <w:t>koja</w:t>
-      </w:r>
-      <w:proofErr w:type="spellEnd"/>
-      <w:r>
-        <w:t xml:space="preserve"> je </w:t>
-      </w:r>
-      <w:proofErr w:type="spellStart"/>
-      <w:r>
-        <w:t>posebno</w:t>
-      </w:r>
-      <w:proofErr w:type="spellEnd"/>
-      <w:r>
-        <w:t xml:space="preserve"> </w:t>
-      </w:r>
-      <w:proofErr w:type="spellStart"/>
-      <w:r>
-        <w:t>prikladna</w:t>
-      </w:r>
-      <w:proofErr w:type="spellEnd"/>
-      <w:r>
-        <w:t xml:space="preserve"> za rad </w:t>
-      </w:r>
-      <w:proofErr w:type="spellStart"/>
-      <w:r>
-        <w:t>sa</w:t>
-      </w:r>
-      <w:proofErr w:type="spellEnd"/>
-      <w:r>
-        <w:t xml:space="preserve"> </w:t>
-      </w:r>
-      <w:proofErr w:type="spellStart"/>
-      <w:r>
-        <w:t>strukturiranim</w:t>
-      </w:r>
-      <w:proofErr w:type="spellEnd"/>
-      <w:r>
-        <w:t xml:space="preserve"> </w:t>
-      </w:r>
-      <w:proofErr w:type="spellStart"/>
-      <w:r>
-        <w:t>poslovnim</w:t>
-      </w:r>
-      <w:proofErr w:type="spellEnd"/>
-      <w:r>
-        <w:t xml:space="preserve"> </w:t>
-      </w:r>
-      <w:proofErr w:type="spellStart"/>
-      <w:r>
-        <w:t>podacima</w:t>
-      </w:r>
-      <w:proofErr w:type="spellEnd"/>
-      <w:r>
-        <w:t xml:space="preserve">. </w:t>
-      </w:r>
-      <w:proofErr w:type="spellStart"/>
-      <w:r>
-        <w:t>Odlikuje</w:t>
-      </w:r>
-      <w:proofErr w:type="spellEnd"/>
-      <w:r>
-        <w:t xml:space="preserve"> se </w:t>
-      </w:r>
-      <w:proofErr w:type="spellStart"/>
-      <w:r>
-        <w:t>visokom</w:t>
-      </w:r>
-      <w:proofErr w:type="spellEnd"/>
-      <w:r>
-        <w:t xml:space="preserve"> </w:t>
-      </w:r>
-      <w:proofErr w:type="spellStart"/>
-      <w:r>
-        <w:t>pouzdanošću</w:t>
-      </w:r>
-      <w:proofErr w:type="spellEnd"/>
-      <w:r>
-        <w:t xml:space="preserve">, </w:t>
-      </w:r>
-      <w:proofErr w:type="spellStart"/>
-      <w:r>
-        <w:t>osiguravanjem</w:t>
-      </w:r>
-      <w:proofErr w:type="spellEnd"/>
-      <w:r>
-        <w:t xml:space="preserve"> </w:t>
-      </w:r>
-      <w:proofErr w:type="spellStart"/>
-      <w:r>
-        <w:t>integriteta</w:t>
-      </w:r>
-      <w:proofErr w:type="spellEnd"/>
-      <w:r>
-        <w:t xml:space="preserve"> </w:t>
-      </w:r>
-      <w:proofErr w:type="spellStart"/>
-      <w:r>
-        <w:t>podataka</w:t>
-      </w:r>
-      <w:proofErr w:type="spellEnd"/>
-      <w:r>
-        <w:t xml:space="preserve"> </w:t>
-      </w:r>
-      <w:proofErr w:type="spellStart"/>
-      <w:r>
-        <w:t>i</w:t>
-      </w:r>
-      <w:proofErr w:type="spellEnd"/>
-      <w:r>
-        <w:t xml:space="preserve"> </w:t>
-      </w:r>
-      <w:proofErr w:type="spellStart"/>
-      <w:r>
-        <w:t>potpunom</w:t>
-      </w:r>
-      <w:proofErr w:type="spellEnd"/>
-      <w:r>
-        <w:t xml:space="preserve"> </w:t>
-      </w:r>
-      <w:proofErr w:type="spellStart"/>
-      <w:r>
-        <w:t>podrškom</w:t>
-      </w:r>
-      <w:proofErr w:type="spellEnd"/>
-      <w:r>
-        <w:t xml:space="preserve"> za </w:t>
-      </w:r>
-      <w:proofErr w:type="spellStart"/>
-      <w:r>
-        <w:t>transakcije</w:t>
-      </w:r>
-      <w:proofErr w:type="spellEnd"/>
-      <w:r>
-        <w:t xml:space="preserve">, </w:t>
-      </w:r>
-      <w:proofErr w:type="spellStart"/>
-      <w:r>
-        <w:t>što</w:t>
-      </w:r>
-      <w:proofErr w:type="spellEnd"/>
-      <w:r>
-        <w:t xml:space="preserve"> </w:t>
-      </w:r>
-      <w:proofErr w:type="spellStart"/>
-      <w:r>
-        <w:t>omogućuje</w:t>
-      </w:r>
-      <w:proofErr w:type="spellEnd"/>
-      <w:r>
-        <w:t xml:space="preserve"> </w:t>
-      </w:r>
-      <w:proofErr w:type="spellStart"/>
-      <w:r>
-        <w:t>stabilan</w:t>
-      </w:r>
-      <w:proofErr w:type="spellEnd"/>
-      <w:r>
-        <w:t xml:space="preserve"> </w:t>
-      </w:r>
-      <w:proofErr w:type="spellStart"/>
-      <w:r>
-        <w:t>i</w:t>
-      </w:r>
-      <w:proofErr w:type="spellEnd"/>
-      <w:r>
-        <w:t xml:space="preserve"> </w:t>
-      </w:r>
-      <w:proofErr w:type="spellStart"/>
-      <w:r>
-        <w:t>siguran</w:t>
-      </w:r>
-      <w:proofErr w:type="spellEnd"/>
-      <w:r>
-        <w:t xml:space="preserve"> rad </w:t>
-      </w:r>
-      <w:proofErr w:type="spellStart"/>
-      <w:r>
-        <w:t>sustava</w:t>
-      </w:r>
-      <w:proofErr w:type="spellEnd"/>
-      <w:r>
-        <w:t xml:space="preserve">. PostgreSQL se </w:t>
-      </w:r>
-      <w:proofErr w:type="spellStart"/>
-      <w:r>
-        <w:t>pritom</w:t>
-      </w:r>
-      <w:proofErr w:type="spellEnd"/>
-      <w:r>
-        <w:t xml:space="preserve"> </w:t>
-      </w:r>
-      <w:proofErr w:type="spellStart"/>
-      <w:r>
-        <w:t>često</w:t>
-      </w:r>
-      <w:proofErr w:type="spellEnd"/>
-      <w:r>
-        <w:t xml:space="preserve"> </w:t>
-      </w:r>
-      <w:proofErr w:type="spellStart"/>
-      <w:r>
-        <w:t>koristi</w:t>
-      </w:r>
-      <w:proofErr w:type="spellEnd"/>
-      <w:r>
-        <w:t xml:space="preserve"> u </w:t>
-      </w:r>
-      <w:proofErr w:type="spellStart"/>
-      <w:r>
-        <w:t>produkcijskim</w:t>
-      </w:r>
-      <w:proofErr w:type="spellEnd"/>
-      <w:r>
-        <w:t xml:space="preserve"> </w:t>
-      </w:r>
-      <w:proofErr w:type="spellStart"/>
-      <w:r>
-        <w:t>aplikacijama</w:t>
-      </w:r>
-      <w:proofErr w:type="spellEnd"/>
-      <w:r>
-        <w:t xml:space="preserve"> </w:t>
-      </w:r>
-      <w:proofErr w:type="spellStart"/>
-      <w:r>
-        <w:t>razvijenima</w:t>
-      </w:r>
-      <w:proofErr w:type="spellEnd"/>
-      <w:r>
-        <w:t xml:space="preserve"> u </w:t>
-      </w:r>
-      <w:proofErr w:type="spellStart"/>
-      <w:r>
-        <w:t>okviru</w:t>
-      </w:r>
-      <w:proofErr w:type="spellEnd"/>
-      <w:r>
-        <w:t xml:space="preserve"> Spring Boot </w:t>
-      </w:r>
-      <w:proofErr w:type="spellStart"/>
-      <w:r>
-        <w:t>tehnologije</w:t>
-      </w:r>
-      <w:proofErr w:type="spellEnd"/>
-      <w:r>
-        <w:t xml:space="preserve">, </w:t>
-      </w:r>
-      <w:proofErr w:type="spellStart"/>
-      <w:r>
-        <w:t>čime</w:t>
-      </w:r>
-      <w:proofErr w:type="spellEnd"/>
-      <w:r>
-        <w:t xml:space="preserve"> se </w:t>
-      </w:r>
-      <w:proofErr w:type="spellStart"/>
-      <w:r>
-        <w:t>dodatno</w:t>
-      </w:r>
-      <w:proofErr w:type="spellEnd"/>
-      <w:r>
-        <w:t xml:space="preserve"> </w:t>
-      </w:r>
-      <w:proofErr w:type="spellStart"/>
-      <w:r>
-        <w:t>potvrđuje</w:t>
-      </w:r>
-      <w:proofErr w:type="spellEnd"/>
-      <w:r>
-        <w:t xml:space="preserve"> </w:t>
-      </w:r>
-      <w:proofErr w:type="spellStart"/>
-      <w:r>
-        <w:t>njegova</w:t>
-      </w:r>
-      <w:proofErr w:type="spellEnd"/>
-      <w:r>
-        <w:t xml:space="preserve"> </w:t>
-      </w:r>
-      <w:proofErr w:type="spellStart"/>
-      <w:r>
-        <w:t>pouzdanost</w:t>
-      </w:r>
-      <w:proofErr w:type="spellEnd"/>
-      <w:r>
-        <w:t xml:space="preserve"> </w:t>
-      </w:r>
-      <w:proofErr w:type="spellStart"/>
-      <w:r>
-        <w:t>i</w:t>
-      </w:r>
-      <w:proofErr w:type="spellEnd"/>
-      <w:r>
-        <w:t xml:space="preserve"> </w:t>
-      </w:r>
-      <w:proofErr w:type="spellStart"/>
-      <w:r>
-        <w:t>široka</w:t>
-      </w:r>
-      <w:proofErr w:type="spellEnd"/>
-      <w:r>
-        <w:t xml:space="preserve"> </w:t>
-      </w:r>
-      <w:proofErr w:type="spellStart"/>
-      <w:r>
-        <w:t>primjena</w:t>
-      </w:r>
-      <w:proofErr w:type="spellEnd"/>
-      <w:r>
-        <w:t>.</w:t>
+        <w:rPr>
+          <w:lang w:val="hr-HR"/>
+        </w:rPr>
+      </w:pPr>
+      <w:r>
+        <w:rPr>
+          <w:lang w:val="hr-HR"/>
+        </w:rPr>
+        <w:t>Rad s bazom podataka realiziran je pomoću biblioteke Spring Data JPA u kombinaciji s Hibernateom, koja omogućuje jednostavno objektno-relacijsko mapiranje i značajno smanjuje potrebu za pisanjem složenog SQL koda. Ova tehnologija u potpunosti je integrirana sa Spring Boot okvirom i PostgreSQL bazom podataka, čime se osigurava stabilan i pouzdan rad aplikacije.</w:t>
       </w:r>
     </w:p>
     <w:p>
@@ -3509,36 +2763,112 @@
         <w:pStyle w:val="BodyText"/>
         <w:ind w:left="0"/>
       </w:pPr>
+      <w:r>
+        <w:t>Za pohranu podataka korištena je relacijska baza podataka PostgreSQL u verziji 17, koja je posebno prikladna za rad sa strukturiranim poslovnim podacima. Odlikuje se visokom pouzdanošću, osiguravanjem integriteta podataka i potpunom podrškom za transakcije, što omogućuje stabilan i siguran rad sustava. PostgreSQL se pritom često koristi u produkcijskim aplikacijama razvijenima u okviru Spring Boot tehnologije, čime se dodatno potvrđuje njegova pouzdanost i široka primjena.</w:t>
+      </w:r>
     </w:p>
     <w:p>
       <w:pPr>
         <w:pStyle w:val="BodyText"/>
         <w:ind w:left="0"/>
-        <w:rPr>
-          <w:lang w:val="hr-HR"/>
-        </w:rPr>
-      </w:pPr>
-      <w:r>
-        <w:rPr>
-          <w:lang w:val="hr-HR"/>
-        </w:rPr>
-        <w:t>Za razvoj aplikacije korišteno je razvojno okruženje IntelliJ IDEA, koje omogućuje brz i učinkovit rad zahvaljujući velikom broju dostupnih proširenja i naprednim alatima za programiranje. Okruženje pruža izvrsnu podršku za projekte u programskim jezicima Java i JavaScript te za razvoj u okviru React tehnologije, a ujedno olakšava otklanjanje pogrešaka i rad s Git repozitorijima.</w:t>
+      </w:pPr>
+    </w:p>
+    <w:p>
+      <w:pPr>
+        <w:pStyle w:val="BodyText"/>
+        <w:keepNext/>
+        <w:ind w:left="0"/>
+      </w:pPr>
+      <w:r>
+        <w:rPr>
+          <w:noProof/>
+        </w:rPr>
+        <w:drawing>
+          <wp:inline distT="0" distB="0" distL="0" distR="0" wp14:anchorId="0AA3A7A0" wp14:editId="7182B91C">
+            <wp:extent cx="5259810" cy="3040380"/>
+            <wp:effectExtent l="0" t="0" r="0" b="7620"/>
+            <wp:docPr id="1140149402" name="Picture 2" descr="A screenshot of a computer screen&#10;&#10;AI-generated content may be incorrect."/>
+            <wp:cNvGraphicFramePr>
+              <a:graphicFrameLocks xmlns:a="http://schemas.openxmlformats.org/drawingml/2006/main" noChangeAspect="1"/>
+            </wp:cNvGraphicFramePr>
+            <a:graphic xmlns:a="http://schemas.openxmlformats.org/drawingml/2006/main">
+              <a:graphicData uri="http://schemas.openxmlformats.org/drawingml/2006/picture">
+                <pic:pic xmlns:pic="http://schemas.openxmlformats.org/drawingml/2006/picture">
+                  <pic:nvPicPr>
+                    <pic:cNvPr id="1140149402" name="Picture 2" descr="A screenshot of a computer screen&#10;&#10;AI-generated content may be incorrect."/>
+                    <pic:cNvPicPr/>
+                  </pic:nvPicPr>
+                  <pic:blipFill rotWithShape="1">
+                    <a:blip r:embed="rId10" cstate="print">
+                      <a:extLst>
+                        <a:ext uri="{28A0092B-C50C-407E-A947-70E740481C1C}">
+                          <a14:useLocalDpi xmlns:a14="http://schemas.microsoft.com/office/drawing/2010/main" val="0"/>
+                        </a:ext>
+                      </a:extLst>
+                    </a:blip>
+                    <a:srcRect l="14470" r="14342"/>
+                    <a:stretch>
+                      <a:fillRect/>
+                    </a:stretch>
+                  </pic:blipFill>
+                  <pic:spPr bwMode="auto">
+                    <a:xfrm>
+                      <a:off x="0" y="0"/>
+                      <a:ext cx="5262673" cy="3042035"/>
+                    </a:xfrm>
+                    <a:prstGeom prst="rect">
+                      <a:avLst/>
+                    </a:prstGeom>
+                    <a:ln>
+                      <a:noFill/>
+                    </a:ln>
+                    <a:extLst>
+                      <a:ext uri="{53640926-AAD7-44D8-BBD7-CCE9431645EC}">
+                        <a14:shadowObscured xmlns:a14="http://schemas.microsoft.com/office/drawing/2010/main"/>
+                      </a:ext>
+                    </a:extLst>
+                  </pic:spPr>
+                </pic:pic>
+              </a:graphicData>
+            </a:graphic>
+          </wp:inline>
+        </w:drawing>
+      </w:r>
+    </w:p>
+    <w:p>
+      <w:pPr>
+        <w:pStyle w:val="Caption"/>
+      </w:pPr>
+      <w:r>
+        <w:t xml:space="preserve">Slika </w:t>
+      </w:r>
+      <w:r>
+        <w:fldChar w:fldCharType="begin"/>
+      </w:r>
+      <w:r>
+        <w:instrText xml:space="preserve"> SEQ Slika \* ARABIC </w:instrText>
+      </w:r>
+      <w:r>
+        <w:fldChar w:fldCharType="separate"/>
+      </w:r>
+      <w:r>
+        <w:rPr>
+          <w:noProof/>
+        </w:rPr>
+        <w:t>3</w:t>
+      </w:r>
+      <w:r>
+        <w:fldChar w:fldCharType="end"/>
+      </w:r>
+      <w:r>
+        <w:t>: Relacijski dijagram baze podataka</w:t>
       </w:r>
     </w:p>
     <w:p>
       <w:pPr>
         <w:pStyle w:val="BodyText"/>
         <w:ind w:left="0"/>
-        <w:rPr>
-          <w:lang w:val="hr-HR"/>
-        </w:rPr>
-      </w:pPr>
-      <w:r>
-        <w:rPr>
-          <w:lang w:val="hr-HR"/>
-        </w:rPr>
-        <w:t>Za upravljanje izvornim kodom korišten je sustav za kontrolu verzija Git u verziji 2.51.0, koji omogućuje praćenje promjena i održavanje povijesti razvoja projekta. Podrška za rad s granama omogućuje razvoj novih funkcionalnosti neovisno o glavnoj inačici koda, dok integracija s udaljenim repozitorijima olakšava suradnju i sigurnu integraciju promjena u zajednički projekt.</w:t>
-      </w:r>
+      </w:pPr>
     </w:p>
     <w:p>
       <w:pPr>
@@ -3548,6 +2878,12 @@
           <w:lang w:val="hr-HR"/>
         </w:rPr>
       </w:pPr>
+      <w:r>
+        <w:rPr>
+          <w:lang w:val="hr-HR"/>
+        </w:rPr>
+        <w:t>Za razvoj aplikacije korišteno je razvojno okruženje IntelliJ IDEA, koje omogućuje brz i učinkovit rad zahvaljujući velikom broju dostupnih proširenja i naprednim alatima za programiranje. Okruženje pruža izvrsnu podršku za projekte u programskim jezicima Java i JavaScript te za razvoj u okviru React tehnologije, a ujedno olakšava otklanjanje pogrešaka i rad s Git repozitorijima.</w:t>
+      </w:r>
     </w:p>
     <w:p>
       <w:pPr>
@@ -3561,7 +2897,7 @@
         <w:rPr>
           <w:lang w:val="hr-HR"/>
         </w:rPr>
-        <w:t>Za isporuku aplikacije i upravljanje infrastrukturom korištena je platforma Render u kombinaciji s web poslužiteljem Nginx. Render osigurava pouzdano cloud okruženje za pokretanje pozadinskog i prednjeg dijela aplikacije te omogućuje jednostavno upravljanje postupkom objave i konfiguracijom putem preglednog korisničkog sučelja, što ga čini posebno pogodnim za studentske projekte i manje produkcijske sustave bez potrebe za dodatnom infrastrukturom.</w:t>
+        <w:t>Za upravljanje izvornim kodom korišten je sustav za kontrolu verzija Git u verziji 2.51.0, koji omogućuje praćenje promjena i održavanje povijesti razvoja projekta. Podrška za rad s granama omogućuje razvoj novih funkcionalnosti neovisno o glavnoj inačici koda, dok integracija s udaljenim repozitorijima olakšava suradnju i sigurnu integraciju promjena u zajednički projekt.</w:t>
       </w:r>
     </w:p>
     <w:p>
@@ -3572,6 +2908,30 @@
           <w:lang w:val="hr-HR"/>
         </w:rPr>
       </w:pPr>
+    </w:p>
+    <w:p>
+      <w:pPr>
+        <w:pStyle w:val="BodyText"/>
+        <w:ind w:left="0"/>
+        <w:rPr>
+          <w:lang w:val="hr-HR"/>
+        </w:rPr>
+      </w:pPr>
+      <w:r>
+        <w:rPr>
+          <w:lang w:val="hr-HR"/>
+        </w:rPr>
+        <w:t>Za isporuku aplikacije i upravljanje infrastrukturom korištena je platforma Render u kombinaciji s web poslužiteljem Nginx. Render osigurava pouzdano cloud okruženje za pokretanje pozadinskog i prednjeg dijela aplikacije te omogućuje jednostavno upravljanje postupkom objave i konfiguracijom putem preglednog korisničkog sučelja, što ga čini posebno pogodnim za studentske projekte i manje produkcijske sustave bez potrebe za dodatnom infrastrukturom.</w:t>
+      </w:r>
+    </w:p>
+    <w:p>
+      <w:pPr>
+        <w:pStyle w:val="BodyText"/>
+        <w:ind w:left="0"/>
+        <w:rPr>
+          <w:lang w:val="hr-HR"/>
+        </w:rPr>
+      </w:pPr>
       <w:r>
         <w:rPr>
           <w:lang w:val="hr-HR"/>
@@ -3582,10 +2942,6 @@
     <w:p>
       <w:pPr>
         <w:pStyle w:val="Heading1"/>
-        <w:numPr>
-          <w:ilvl w:val="0"/>
-          <w:numId w:val="0"/>
-        </w:numPr>
         <w:rPr>
           <w:rFonts w:ascii="Times New Roman" w:hAnsi="Times New Roman"/>
           <w:lang w:val="hr-HR"/>
@@ -3605,19 +2961,178 @@
           <w:lang w:val="hr-HR"/>
         </w:rPr>
         <w:lastRenderedPageBreak/>
-        <w:t xml:space="preserve">3. </w:t>
-      </w:r>
-      <w:r>
-        <w:rPr>
-          <w:rFonts w:ascii="Times New Roman" w:hAnsi="Times New Roman"/>
-          <w:lang w:val="hr-HR"/>
-        </w:rPr>
         <w:t>Upute za korištenje</w:t>
       </w:r>
       <w:bookmarkEnd w:id="2"/>
     </w:p>
     <w:p>
       <w:pPr>
+        <w:pStyle w:val="Heading2"/>
+        <w:rPr>
+          <w:rFonts w:ascii="Times New Roman" w:hAnsi="Times New Roman"/>
+          <w:lang w:val="hr-HR"/>
+        </w:rPr>
+      </w:pPr>
+      <w:r>
+        <w:rPr>
+          <w:rFonts w:ascii="Times New Roman" w:hAnsi="Times New Roman"/>
+          <w:lang w:val="hr-HR"/>
+        </w:rPr>
+        <w:t>Korištenje aplikacije</w:t>
+      </w:r>
+    </w:p>
+    <w:p>
+      <w:pPr>
+        <w:rPr>
+          <w:lang w:val="hr-HR"/>
+        </w:rPr>
+      </w:pPr>
+    </w:p>
+    <w:p>
+      <w:pPr>
+        <w:rPr>
+          <w:lang w:val="hr-HR"/>
+        </w:rPr>
+      </w:pPr>
+      <w:r>
+        <w:rPr>
+          <w:lang w:val="hr-HR"/>
+        </w:rPr>
+        <w:t>Web aplikacija namijenjena je personaliziranom praćenju troškova i postizanju financijskih ciljeva. Nakon pristupa aplikaciji putem web preglednika korisnik se registrira i prijavljuje u sustav. Po uspješnoj prijavi prikazuje se početni pregled financijskog stanja, ukupnih prihoda i rashoda te aktivnih ciljeva štednje.</w:t>
+      </w:r>
+    </w:p>
+    <w:p>
+      <w:pPr>
+        <w:rPr>
+          <w:lang w:val="hr-HR"/>
+        </w:rPr>
+      </w:pPr>
+    </w:p>
+    <w:p>
+      <w:pPr>
+        <w:rPr>
+          <w:lang w:val="hr-HR"/>
+        </w:rPr>
+      </w:pPr>
+      <w:r>
+        <w:rPr>
+          <w:lang w:val="hr-HR"/>
+        </w:rPr>
+        <w:t>Korisniku je omogućeno evidentiranje prihoda i troškova unosom iznosa, datuma, kategorije i opisa transakcije. Sustav omogućuje pregled, filtriranje i pretraživanje transakcija prema različitim kriterijima te uvoz podataka iz CSV datoteka. Postavljanjem ciljeva štednje definira se željeni iznos i vremenski rok, dok sustav automatski prati napredak i prikazuje grafičke i mjesečne sažetke potrošnje.</w:t>
+      </w:r>
+    </w:p>
+    <w:p>
+      <w:pPr>
+        <w:rPr>
+          <w:lang w:val="hr-HR"/>
+        </w:rPr>
+      </w:pPr>
+    </w:p>
+    <w:p>
+      <w:pPr>
+        <w:rPr>
+          <w:lang w:val="hr-HR"/>
+        </w:rPr>
+      </w:pPr>
+      <w:r>
+        <w:rPr>
+          <w:lang w:val="hr-HR"/>
+        </w:rPr>
+        <w:t>Administrator ima pristup upravljanju korisničkim podacima te pregledavanju agregiranih statistika korištenja aplikacije.</w:t>
+      </w:r>
+    </w:p>
+    <w:p>
+      <w:pPr>
+        <w:rPr>
+          <w:lang w:val="hr-HR"/>
+        </w:rPr>
+      </w:pPr>
+    </w:p>
+    <w:p>
+      <w:pPr>
+        <w:pStyle w:val="Heading2"/>
+        <w:rPr>
+          <w:rFonts w:ascii="Times New Roman" w:hAnsi="Times New Roman"/>
+          <w:lang w:val="hr-HR"/>
+        </w:rPr>
+      </w:pPr>
+      <w:r>
+        <w:rPr>
+          <w:rFonts w:ascii="Times New Roman" w:hAnsi="Times New Roman"/>
+          <w:lang w:val="hr-HR"/>
+        </w:rPr>
+        <w:t>Puštanje u pogon</w:t>
+      </w:r>
+    </w:p>
+    <w:p>
+      <w:pPr>
+        <w:rPr>
+          <w:lang w:val="hr-HR"/>
+        </w:rPr>
+      </w:pPr>
+    </w:p>
+    <w:p>
+      <w:pPr>
+        <w:rPr>
+          <w:lang w:val="hr-HR"/>
+        </w:rPr>
+      </w:pPr>
+      <w:r>
+        <w:rPr>
+          <w:lang w:val="hr-HR"/>
+        </w:rPr>
+        <w:t>Za puštanje aplikacije u pogon potrebno je osigurati instalirane alate Docker Desktop, JDK 21, Node.js 22 i PostgreSQL 17 te definirati potrebne sistemske varijable u .env datoteci ili putem sučelja platforme Render. Prije pokretanja sustava potrebno je inicijalizirati bazu podataka pomoću pripadajućih SQL skripti.</w:t>
+      </w:r>
+    </w:p>
+    <w:p>
+      <w:pPr>
+        <w:rPr>
+          <w:lang w:val="hr-HR"/>
+        </w:rPr>
+      </w:pPr>
+    </w:p>
+    <w:p>
+      <w:pPr>
+        <w:rPr>
+          <w:lang w:val="hr-HR"/>
+        </w:rPr>
+      </w:pPr>
+      <w:r>
+        <w:rPr>
+          <w:lang w:val="hr-HR"/>
+        </w:rPr>
+        <w:t>Aplikacija se pokreće korištenjem Docker kontejnera koji sadrže backend, frontend i bazu podataka. U produkcijskom okruženju backend aplikacija pokreće se kao web servis na platformi Render, dok se frontend poslužuje kao statički sadržaj putem Nginx web poslužitelja.</w:t>
+      </w:r>
+    </w:p>
+    <w:p>
+      <w:pPr>
+        <w:rPr>
+          <w:lang w:val="hr-HR"/>
+        </w:rPr>
+      </w:pPr>
+    </w:p>
+    <w:p>
+      <w:pPr>
+        <w:rPr>
+          <w:lang w:val="hr-HR"/>
+        </w:rPr>
+      </w:pPr>
+      <w:r>
+        <w:rPr>
+          <w:lang w:val="hr-HR"/>
+        </w:rPr>
+        <w:t>Nakon uspješnog deploya aplikacija je dostupna putem HTTPS protokola na URL-u koji automatski generira platforma Render. Ispravan rad sustava provjerava se učitavanjem početne stranice, provjerom komunikacije između frontenda i backenda te provjerom povezivanja s bazom podataka.</w:t>
+      </w:r>
+    </w:p>
+    <w:p>
+      <w:pPr>
+        <w:rPr>
+          <w:lang w:val="hr-HR"/>
+        </w:rPr>
+      </w:pPr>
+    </w:p>
+    <w:p>
+      <w:pPr>
         <w:pStyle w:val="BodyText"/>
         <w:rPr>
           <w:lang w:val="hr-HR"/>
@@ -3635,18 +3150,13 @@
     <w:p>
       <w:pPr>
         <w:pStyle w:val="Heading1"/>
-        <w:numPr>
-          <w:ilvl w:val="0"/>
-          <w:numId w:val="0"/>
-        </w:numPr>
-        <w:rPr>
-          <w:rFonts w:ascii="Times New Roman" w:hAnsi="Times New Roman"/>
-          <w:lang w:val="hr-HR"/>
-        </w:rPr>
-      </w:pPr>
-      <w:r>
-        <w:rPr>
-          <w:rFonts w:ascii="Times New Roman" w:hAnsi="Times New Roman"/>
+        <w:rPr>
+          <w:rFonts w:ascii="Times New Roman" w:hAnsi="Times New Roman"/>
+          <w:lang w:val="hr-HR"/>
+        </w:rPr>
+      </w:pPr>
+      <w:r>
+        <w:rPr>
           <w:lang w:val="hr-HR"/>
         </w:rPr>
         <w:br w:type="page"/>
@@ -3658,20 +3168,247 @@
           <w:lang w:val="hr-HR"/>
         </w:rPr>
         <w:lastRenderedPageBreak/>
-        <w:t xml:space="preserve">4. </w:t>
-      </w:r>
-      <w:r>
-        <w:rPr>
-          <w:rFonts w:ascii="Times New Roman" w:hAnsi="Times New Roman"/>
-          <w:lang w:val="hr-HR"/>
-        </w:rPr>
         <w:t>Literatura</w:t>
       </w:r>
       <w:bookmarkEnd w:id="3"/>
     </w:p>
+    <w:p>
+      <w:pPr>
+        <w:rPr>
+          <w:lang w:val="hr-HR"/>
+        </w:rPr>
+      </w:pPr>
+    </w:p>
+    <w:p>
+      <w:pPr>
+        <w:rPr>
+          <w:lang w:val="hr-HR"/>
+        </w:rPr>
+      </w:pPr>
+      <w:r>
+        <w:rPr>
+          <w:lang w:val="hr-HR"/>
+        </w:rPr>
+        <w:t>Oracle Corporation, Java Platform, Standard Edition Documentation,</w:t>
+      </w:r>
+    </w:p>
+    <w:p>
+      <w:pPr>
+        <w:rPr>
+          <w:lang w:val="hr-HR"/>
+        </w:rPr>
+      </w:pPr>
+      <w:r>
+        <w:rPr>
+          <w:lang w:val="hr-HR"/>
+        </w:rPr>
+        <w:t xml:space="preserve">Java SE Documentation, </w:t>
+      </w:r>
+      <w:hyperlink r:id="rId11" w:history="1">
+        <w:r>
+          <w:rPr>
+            <w:rStyle w:val="Hyperlink"/>
+            <w:lang w:val="hr-HR"/>
+          </w:rPr>
+          <w:t>https://docs.oracle.com/en/java/</w:t>
+        </w:r>
+      </w:hyperlink>
+    </w:p>
+    <w:p>
+      <w:pPr>
+        <w:rPr>
+          <w:lang w:val="hr-HR"/>
+        </w:rPr>
+      </w:pPr>
+    </w:p>
+    <w:p>
+      <w:pPr>
+        <w:rPr>
+          <w:lang w:val="hr-HR"/>
+        </w:rPr>
+      </w:pPr>
+      <w:r>
+        <w:t xml:space="preserve">VMware, Inc., </w:t>
+      </w:r>
+      <w:r>
+        <w:rPr>
+          <w:i/>
+          <w:iCs/>
+        </w:rPr>
+        <w:t>Spring Data JPA Reference Documentation</w:t>
+      </w:r>
+      <w:r>
+        <w:t>,</w:t>
+      </w:r>
+      <w:r>
+        <w:br/>
+      </w:r>
+      <w:r>
+        <w:rPr>
+          <w:i/>
+          <w:iCs/>
+        </w:rPr>
+        <w:t>Spring Data JPA Reference Guide</w:t>
+      </w:r>
+      <w:r>
+        <w:t xml:space="preserve">, </w:t>
+      </w:r>
+      <w:hyperlink r:id="rId12" w:tgtFrame="_new" w:history="1">
+        <w:r>
+          <w:rPr>
+            <w:rStyle w:val="Hyperlink"/>
+          </w:rPr>
+          <w:t>https://docs.spring.io/spring-data/jpa/docs/current/reference/html/</w:t>
+        </w:r>
+      </w:hyperlink>
+    </w:p>
+    <w:p>
+      <w:pPr>
+        <w:rPr>
+          <w:lang w:val="hr-HR"/>
+        </w:rPr>
+      </w:pPr>
+    </w:p>
+    <w:p>
+      <w:pPr>
+        <w:rPr>
+          <w:lang w:val="hr-HR"/>
+        </w:rPr>
+      </w:pPr>
+      <w:r>
+        <w:t xml:space="preserve">Meta Platforms, Inc., </w:t>
+      </w:r>
+      <w:r>
+        <w:rPr>
+          <w:i/>
+          <w:iCs/>
+        </w:rPr>
+        <w:t>React Documentation</w:t>
+      </w:r>
+      <w:r>
+        <w:t>,</w:t>
+      </w:r>
+      <w:r>
+        <w:br/>
+      </w:r>
+      <w:r>
+        <w:rPr>
+          <w:i/>
+          <w:iCs/>
+        </w:rPr>
+        <w:t>React Official Documentation</w:t>
+      </w:r>
+      <w:r>
+        <w:t xml:space="preserve">, </w:t>
+      </w:r>
+      <w:hyperlink r:id="rId13" w:tgtFrame="_new" w:history="1">
+        <w:r>
+          <w:rPr>
+            <w:rStyle w:val="Hyperlink"/>
+          </w:rPr>
+          <w:t>https://react.dev/</w:t>
+        </w:r>
+      </w:hyperlink>
+    </w:p>
+    <w:p>
+      <w:pPr>
+        <w:rPr>
+          <w:lang w:val="hr-HR"/>
+        </w:rPr>
+      </w:pPr>
+    </w:p>
+    <w:p>
+      <w:pPr>
+        <w:rPr>
+          <w:lang w:val="hr-HR"/>
+        </w:rPr>
+      </w:pPr>
+      <w:r>
+        <w:t xml:space="preserve">PostgreSQL Global Development Group, </w:t>
+      </w:r>
+      <w:r>
+        <w:rPr>
+          <w:i/>
+          <w:iCs/>
+        </w:rPr>
+        <w:t>PostgreSQL Documentation</w:t>
+      </w:r>
+      <w:r>
+        <w:t>,</w:t>
+      </w:r>
+      <w:r>
+        <w:br/>
+      </w:r>
+      <w:r>
+        <w:rPr>
+          <w:i/>
+          <w:iCs/>
+        </w:rPr>
+        <w:t>PostgreSQL Official Documentation</w:t>
+      </w:r>
+      <w:r>
+        <w:t xml:space="preserve">, </w:t>
+      </w:r>
+      <w:hyperlink r:id="rId14" w:tgtFrame="_new" w:history="1">
+        <w:r>
+          <w:rPr>
+            <w:rStyle w:val="Hyperlink"/>
+          </w:rPr>
+          <w:t>https://www.postgresql.org/docs/</w:t>
+        </w:r>
+      </w:hyperlink>
+    </w:p>
+    <w:p>
+      <w:pPr>
+        <w:rPr>
+          <w:lang w:val="hr-HR"/>
+        </w:rPr>
+      </w:pPr>
+    </w:p>
+    <w:p>
+      <w:pPr>
+        <w:rPr>
+          <w:lang w:val="hr-HR"/>
+        </w:rPr>
+      </w:pPr>
+      <w:r>
+        <w:t xml:space="preserve">Render, Inc., </w:t>
+      </w:r>
+      <w:r>
+        <w:rPr>
+          <w:i/>
+          <w:iCs/>
+        </w:rPr>
+        <w:t>Render Documentation</w:t>
+      </w:r>
+      <w:r>
+        <w:t>,</w:t>
+      </w:r>
+      <w:r>
+        <w:br/>
+      </w:r>
+      <w:r>
+        <w:rPr>
+          <w:i/>
+          <w:iCs/>
+        </w:rPr>
+        <w:t>Render Official Documentation</w:t>
+      </w:r>
+      <w:r>
+        <w:t xml:space="preserve">, </w:t>
+      </w:r>
+      <w:hyperlink r:id="rId15" w:tgtFrame="_new" w:history="1">
+        <w:r>
+          <w:rPr>
+            <w:rStyle w:val="Hyperlink"/>
+          </w:rPr>
+          <w:t>https://render.com/docs</w:t>
+        </w:r>
+      </w:hyperlink>
+    </w:p>
     <w:sectPr>
-      <w:headerReference w:type="default" r:id="rId8"/>
-      <w:footerReference w:type="default" r:id="rId9"/>
+      <w:headerReference w:type="default" r:id="rId16"/>
+      <w:footerReference w:type="default" r:id="rId17"/>
       <w:pgSz w:w="12240" w:h="15840" w:code="1"/>
       <w:pgMar w:top="1440" w:right="1440" w:bottom="1440" w:left="1440" w:header="720" w:footer="720" w:gutter="0"/>
       <w:cols w:space="720"/>
@@ -3986,69 +3723,8 @@
             </w:rPr>
           </w:pPr>
           <w:r>
-            <w:t xml:space="preserve">Web </w:t>
+            <w:t>Web aplikacija za personalizirano praćenje troškova i postizanja financijskih ciljeva</w:t>
           </w:r>
-          <w:proofErr w:type="spellStart"/>
-          <w:r>
-            <w:t>aplikacija</w:t>
-          </w:r>
-          <w:proofErr w:type="spellEnd"/>
-          <w:r>
-            <w:t xml:space="preserve"> za </w:t>
-          </w:r>
-          <w:proofErr w:type="spellStart"/>
-          <w:r>
-            <w:t>personalizirano</w:t>
-          </w:r>
-          <w:proofErr w:type="spellEnd"/>
-          <w:r>
-            <w:t xml:space="preserve"> </w:t>
-          </w:r>
-          <w:proofErr w:type="spellStart"/>
-          <w:r>
-            <w:t>praćenje</w:t>
-          </w:r>
-          <w:proofErr w:type="spellEnd"/>
-          <w:r>
-            <w:t xml:space="preserve"> </w:t>
-          </w:r>
-          <w:proofErr w:type="spellStart"/>
-          <w:r>
-            <w:t>troškova</w:t>
-          </w:r>
-          <w:proofErr w:type="spellEnd"/>
-          <w:r>
-            <w:t xml:space="preserve"> </w:t>
-          </w:r>
-          <w:proofErr w:type="spellStart"/>
-          <w:r>
-            <w:t>i</w:t>
-          </w:r>
-          <w:proofErr w:type="spellEnd"/>
-          <w:r>
-            <w:t xml:space="preserve"> </w:t>
-          </w:r>
-          <w:proofErr w:type="spellStart"/>
-          <w:r>
-            <w:t>postizanja</w:t>
-          </w:r>
-          <w:proofErr w:type="spellEnd"/>
-          <w:r>
-            <w:t xml:space="preserve"> </w:t>
-          </w:r>
-          <w:proofErr w:type="spellStart"/>
-          <w:r>
-            <w:t>financijskih</w:t>
-          </w:r>
-          <w:proofErr w:type="spellEnd"/>
-          <w:r>
-            <w:t xml:space="preserve"> </w:t>
-          </w:r>
-          <w:proofErr w:type="spellStart"/>
-          <w:r>
-            <w:t>ciljeva</w:t>
-          </w:r>
-          <w:proofErr w:type="spellEnd"/>
         </w:p>
       </w:tc>
       <w:tc>
@@ -4070,7 +3746,19 @@
             <w:rPr>
               <w:lang w:val="hr-HR"/>
             </w:rPr>
-            <w:t xml:space="preserve">  Verzija:           1.0</w:t>
+            <w:t xml:space="preserve">  Verzija:           </w:t>
+          </w:r>
+          <w:r>
+            <w:rPr>
+              <w:lang w:val="hr-HR"/>
+            </w:rPr>
+            <w:t>1</w:t>
+          </w:r>
+          <w:r>
+            <w:rPr>
+              <w:lang w:val="hr-HR"/>
+            </w:rPr>
+            <w:t>.0</w:t>
           </w:r>
         </w:p>
       </w:tc>
@@ -4114,7 +3802,7 @@
             <w:rPr>
               <w:lang w:val="hr-HR"/>
             </w:rPr>
-            <w:t>01</w:t>
+            <w:t>20</w:t>
           </w:r>
           <w:r>
             <w:rPr>
@@ -5363,7 +5051,7 @@
   <w:style w:type="paragraph" w:default="1" w:styleId="Normal">
     <w:name w:val="Normal"/>
     <w:qFormat/>
-    <w:rsid w:val="00462509"/>
+    <w:rsid w:val="00AF5C05"/>
     <w:pPr>
       <w:widowControl w:val="0"/>
       <w:spacing w:line="240" w:lineRule="atLeast"/>
@@ -6191,6 +5879,45 @@
       </w:rPr>
     </w:tblStylePr>
   </w:style>
+  <w:style w:type="character" w:styleId="UnresolvedMention">
+    <w:name w:val="Unresolved Mention"/>
+    <w:basedOn w:val="DefaultParagraphFont"/>
+    <w:uiPriority w:val="99"/>
+    <w:semiHidden/>
+    <w:unhideWhenUsed/>
+    <w:rsid w:val="0069198B"/>
+    <w:rPr>
+      <w:color w:val="605E5C"/>
+      <w:shd w:val="clear" w:color="auto" w:fill="E1DFDD"/>
+    </w:rPr>
+  </w:style>
+  <w:style w:type="character" w:styleId="FollowedHyperlink">
+    <w:name w:val="FollowedHyperlink"/>
+    <w:basedOn w:val="DefaultParagraphFont"/>
+    <w:rsid w:val="0069198B"/>
+    <w:rPr>
+      <w:color w:val="96607D" w:themeColor="followedHyperlink"/>
+      <w:u w:val="single"/>
+    </w:rPr>
+  </w:style>
+  <w:style w:type="paragraph" w:styleId="Caption">
+    <w:name w:val="caption"/>
+    <w:basedOn w:val="Normal"/>
+    <w:next w:val="Normal"/>
+    <w:unhideWhenUsed/>
+    <w:qFormat/>
+    <w:rsid w:val="00D21FF2"/>
+    <w:pPr>
+      <w:spacing w:after="200" w:line="240" w:lineRule="auto"/>
+    </w:pPr>
+    <w:rPr>
+      <w:i/>
+      <w:iCs/>
+      <w:color w:val="0E2841" w:themeColor="text2"/>
+      <w:sz w:val="18"/>
+      <w:szCs w:val="18"/>
+    </w:rPr>
+  </w:style>
 </w:styles>
 </file>
 
